--- a/ENCUESTAS/TABULADAS.docx
+++ b/ENCUESTAS/TABULADAS.docx
@@ -86,7 +86,7 @@
           </w:tcPr>
           <w:p>
             <w:r>
-              <w:t>8</w:t>
+              <w:t>9</w:t>
             </w:r>
           </w:p>
         </w:tc>
@@ -96,7 +96,13 @@
           </w:tcPr>
           <w:p>
             <w:r>
-              <w:t>53.3%</w:t>
+              <w:t>5</w:t>
+            </w:r>
+            <w:r>
+              <w:t>0</w:t>
+            </w:r>
+            <w:r>
+              <w:t>%</w:t>
             </w:r>
           </w:p>
         </w:tc>
@@ -118,7 +124,7 @@
           </w:tcPr>
           <w:p>
             <w:r>
-              <w:t xml:space="preserve">4 </w:t>
+              <w:t>5</w:t>
             </w:r>
           </w:p>
         </w:tc>
@@ -128,10 +134,7 @@
           </w:tcPr>
           <w:p>
             <w:r>
-              <w:t>2</w:t>
-            </w:r>
-            <w:r>
-              <w:t>5%</w:t>
+              <w:t>27.8%</w:t>
             </w:r>
           </w:p>
         </w:tc>
@@ -163,13 +166,7 @@
           </w:tcPr>
           <w:p>
             <w:r>
-              <w:t>2</w:t>
-            </w:r>
-            <w:r>
-              <w:t>5</w:t>
-            </w:r>
-            <w:r>
-              <w:t>%</w:t>
+              <w:t>22.2%</w:t>
             </w:r>
           </w:p>
         </w:tc>
@@ -220,18 +217,18 @@
           <w:noProof/>
         </w:rPr>
         <w:drawing>
-          <wp:anchor distT="0" distB="0" distL="114300" distR="114300" simplePos="0" relativeHeight="251661312" behindDoc="0" locked="0" layoutInCell="1" allowOverlap="1" wp14:anchorId="684B34C7" wp14:editId="394F6A08">
+          <wp:anchor distT="0" distB="0" distL="114300" distR="114300" simplePos="0" relativeHeight="251658240" behindDoc="0" locked="0" layoutInCell="1" allowOverlap="1" wp14:anchorId="560B52D3" wp14:editId="34EB0917">
             <wp:simplePos x="0" y="0"/>
-            <wp:positionH relativeFrom="column">
-              <wp:posOffset>520065</wp:posOffset>
+            <wp:positionH relativeFrom="margin">
+              <wp:posOffset>145415</wp:posOffset>
             </wp:positionH>
             <wp:positionV relativeFrom="paragraph">
-              <wp:posOffset>48260</wp:posOffset>
+              <wp:posOffset>99060</wp:posOffset>
             </wp:positionV>
-            <wp:extent cx="4153669" cy="1974850"/>
-            <wp:effectExtent l="0" t="0" r="0" b="6350"/>
+            <wp:extent cx="4073536" cy="1936750"/>
+            <wp:effectExtent l="0" t="0" r="3175" b="6350"/>
             <wp:wrapNone/>
-            <wp:docPr id="1721848256" name="Imagen 4"/>
+            <wp:docPr id="908658129" name="Imagen 1"/>
             <wp:cNvGraphicFramePr>
               <a:graphicFrameLocks xmlns:a="http://schemas.openxmlformats.org/drawingml/2006/main" noChangeAspect="1"/>
             </wp:cNvGraphicFramePr>
@@ -239,7 +236,7 @@
               <a:graphicData uri="http://schemas.openxmlformats.org/drawingml/2006/picture">
                 <pic:pic xmlns:pic="http://schemas.openxmlformats.org/drawingml/2006/picture">
                   <pic:nvPicPr>
-                    <pic:cNvPr id="1721848256" name="Imagen 1721848256"/>
+                    <pic:cNvPr id="908658129" name="Imagen 908658129"/>
                     <pic:cNvPicPr/>
                   </pic:nvPicPr>
                   <pic:blipFill>
@@ -257,7 +254,7 @@
                   <pic:spPr>
                     <a:xfrm>
                       <a:off x="0" y="0"/>
-                      <a:ext cx="4153669" cy="1974850"/>
+                      <a:ext cx="4077503" cy="1938636"/>
                     </a:xfrm>
                     <a:prstGeom prst="rect">
                       <a:avLst/>
@@ -437,7 +434,10 @@
               <w:ind w:left="0"/>
             </w:pPr>
             <w:r>
-              <w:t>6.3%</w:t>
+              <w:t>5.6</w:t>
+            </w:r>
+            <w:r>
+              <w:t>%</w:t>
             </w:r>
           </w:p>
         </w:tc>
@@ -481,7 +481,10 @@
               <w:ind w:left="0"/>
             </w:pPr>
             <w:r>
-              <w:t>50%</w:t>
+              <w:t>44.4</w:t>
+            </w:r>
+            <w:r>
+              <w:t>%</w:t>
             </w:r>
           </w:p>
         </w:tc>
@@ -511,7 +514,7 @@
               <w:ind w:left="0"/>
             </w:pPr>
             <w:r>
-              <w:t>7</w:t>
+              <w:t>9</w:t>
             </w:r>
           </w:p>
         </w:tc>
@@ -525,12 +528,25 @@
               <w:ind w:left="0"/>
             </w:pPr>
             <w:r>
-              <w:t>43.8%</w:t>
+              <w:t>50</w:t>
+            </w:r>
+            <w:r>
+              <w:t>%</w:t>
             </w:r>
           </w:p>
         </w:tc>
       </w:tr>
     </w:tbl>
+    <w:p>
+      <w:pPr>
+        <w:pStyle w:val="Prrafodelista"/>
+      </w:pPr>
+    </w:p>
+    <w:p>
+      <w:pPr>
+        <w:pStyle w:val="Prrafodelista"/>
+      </w:pPr>
+    </w:p>
     <w:p>
       <w:pPr>
         <w:pStyle w:val="Prrafodelista"/>
@@ -540,26 +556,10 @@
           <w:noProof/>
         </w:rPr>
         <w:drawing>
-          <wp:anchor distT="0" distB="0" distL="114300" distR="114300" simplePos="0" relativeHeight="251659264" behindDoc="1" locked="0" layoutInCell="1" allowOverlap="1" wp14:anchorId="237B69F4" wp14:editId="31A8F1C2">
-            <wp:simplePos x="0" y="0"/>
-            <wp:positionH relativeFrom="column">
-              <wp:posOffset>704215</wp:posOffset>
-            </wp:positionH>
-            <wp:positionV relativeFrom="paragraph">
-              <wp:posOffset>168910</wp:posOffset>
-            </wp:positionV>
-            <wp:extent cx="4432300" cy="1864995"/>
-            <wp:effectExtent l="0" t="0" r="6350" b="1905"/>
-            <wp:wrapThrough wrapText="bothSides">
-              <wp:wrapPolygon edited="0">
-                <wp:start x="0" y="0"/>
-                <wp:lineTo x="0" y="21401"/>
-                <wp:lineTo x="21538" y="21401"/>
-                <wp:lineTo x="21538" y="0"/>
-                <wp:lineTo x="0" y="0"/>
-              </wp:wrapPolygon>
-            </wp:wrapThrough>
-            <wp:docPr id="1895032648" name="Imagen 2"/>
+          <wp:inline distT="0" distB="0" distL="0" distR="0" wp14:anchorId="30ACCA57" wp14:editId="394FA4B7">
+            <wp:extent cx="4269082" cy="1796415"/>
+            <wp:effectExtent l="0" t="0" r="0" b="0"/>
+            <wp:docPr id="1793067684" name="Imagen 2"/>
             <wp:cNvGraphicFramePr>
               <a:graphicFrameLocks xmlns:a="http://schemas.openxmlformats.org/drawingml/2006/main" noChangeAspect="1"/>
             </wp:cNvGraphicFramePr>
@@ -567,7 +567,7 @@
               <a:graphicData uri="http://schemas.openxmlformats.org/drawingml/2006/picture">
                 <pic:pic xmlns:pic="http://schemas.openxmlformats.org/drawingml/2006/picture">
                   <pic:nvPicPr>
-                    <pic:cNvPr id="1895032648" name="Imagen 1895032648"/>
+                    <pic:cNvPr id="1793067684" name="Imagen 1793067684"/>
                     <pic:cNvPicPr/>
                   </pic:nvPicPr>
                   <pic:blipFill>
@@ -585,7 +585,7 @@
                   <pic:spPr>
                     <a:xfrm>
                       <a:off x="0" y="0"/>
-                      <a:ext cx="4432300" cy="1864995"/>
+                      <a:ext cx="4277467" cy="1799943"/>
                     </a:xfrm>
                     <a:prstGeom prst="rect">
                       <a:avLst/>
@@ -594,7 +594,7 @@
                 </pic:pic>
               </a:graphicData>
             </a:graphic>
-          </wp:anchor>
+          </wp:inline>
         </w:drawing>
       </w:r>
     </w:p>
@@ -607,60 +607,6 @@
       <w:pPr>
         <w:pStyle w:val="Prrafodelista"/>
       </w:pPr>
-    </w:p>
-    <w:p>
-      <w:pPr>
-        <w:pStyle w:val="Prrafodelista"/>
-      </w:pPr>
-    </w:p>
-    <w:p>
-      <w:pPr>
-        <w:pStyle w:val="Prrafodelista"/>
-      </w:pPr>
-    </w:p>
-    <w:p>
-      <w:pPr>
-        <w:pStyle w:val="Prrafodelista"/>
-      </w:pPr>
-    </w:p>
-    <w:p>
-      <w:pPr>
-        <w:pStyle w:val="Prrafodelista"/>
-      </w:pPr>
-    </w:p>
-    <w:p>
-      <w:pPr>
-        <w:pStyle w:val="Prrafodelista"/>
-      </w:pPr>
-    </w:p>
-    <w:p>
-      <w:pPr>
-        <w:pStyle w:val="Prrafodelista"/>
-      </w:pPr>
-    </w:p>
-    <w:p>
-      <w:pPr>
-        <w:pStyle w:val="Prrafodelista"/>
-      </w:pPr>
-    </w:p>
-    <w:p>
-      <w:pPr>
-        <w:pStyle w:val="Prrafodelista"/>
-      </w:pPr>
-    </w:p>
-    <w:p>
-      <w:pPr>
-        <w:pStyle w:val="Prrafodelista"/>
-      </w:pPr>
-    </w:p>
-    <w:p>
-      <w:pPr>
-        <w:pStyle w:val="Prrafodelista"/>
-      </w:pPr>
-      <w:r>
-        <w:lastRenderedPageBreak/>
-        <w:t xml:space="preserve"> </w:t>
-      </w:r>
     </w:p>
     <w:p>
       <w:pPr>
@@ -671,6 +617,7 @@
           <w:b/>
           <w:bCs/>
         </w:rPr>
+        <w:lastRenderedPageBreak/>
         <w:t>Preguntas sobre el servicio</w:t>
       </w:r>
     </w:p>
@@ -766,6 +713,9 @@
               <w:pStyle w:val="Prrafodelista"/>
               <w:ind w:left="0"/>
             </w:pPr>
+            <w:r>
+              <w:t>16</w:t>
+            </w:r>
           </w:p>
         </w:tc>
         <w:tc>
@@ -777,6 +727,9 @@
               <w:pStyle w:val="Prrafodelista"/>
               <w:ind w:left="0"/>
             </w:pPr>
+            <w:r>
+              <w:t>88.9%</w:t>
+            </w:r>
           </w:p>
         </w:tc>
       </w:tr>
@@ -804,6 +757,9 @@
               <w:pStyle w:val="Prrafodelista"/>
               <w:ind w:left="0"/>
             </w:pPr>
+            <w:r>
+              <w:t>1</w:t>
+            </w:r>
           </w:p>
         </w:tc>
         <w:tc>
@@ -815,6 +771,9 @@
               <w:pStyle w:val="Prrafodelista"/>
               <w:ind w:left="0"/>
             </w:pPr>
+            <w:r>
+              <w:t>5.6%</w:t>
+            </w:r>
           </w:p>
         </w:tc>
       </w:tr>
@@ -842,6 +801,9 @@
               <w:pStyle w:val="Prrafodelista"/>
               <w:ind w:left="0"/>
             </w:pPr>
+            <w:r>
+              <w:t>1</w:t>
+            </w:r>
           </w:p>
         </w:tc>
         <w:tc>
@@ -853,6 +815,9 @@
               <w:pStyle w:val="Prrafodelista"/>
               <w:ind w:left="0"/>
             </w:pPr>
+            <w:r>
+              <w:t>5.6%</w:t>
+            </w:r>
           </w:p>
         </w:tc>
       </w:tr>
@@ -880,6 +845,9 @@
               <w:pStyle w:val="Prrafodelista"/>
               <w:ind w:left="0"/>
             </w:pPr>
+            <w:r>
+              <w:t>4</w:t>
+            </w:r>
           </w:p>
         </w:tc>
         <w:tc>
@@ -891,6 +859,9 @@
               <w:pStyle w:val="Prrafodelista"/>
               <w:ind w:left="0"/>
             </w:pPr>
+            <w:r>
+              <w:t>22.2%</w:t>
+            </w:r>
           </w:p>
         </w:tc>
       </w:tr>
@@ -904,9 +875,2990 @@
       <w:pPr>
         <w:pStyle w:val="Prrafodelista"/>
       </w:pPr>
+      <w:r>
+        <w:rPr>
+          <w:noProof/>
+        </w:rPr>
+        <w:drawing>
+          <wp:inline distT="0" distB="0" distL="0" distR="0" wp14:anchorId="03B16C5C" wp14:editId="22D0A4D1">
+            <wp:extent cx="4502150" cy="2140533"/>
+            <wp:effectExtent l="0" t="0" r="0" b="0"/>
+            <wp:docPr id="191149502" name="Imagen 3"/>
+            <wp:cNvGraphicFramePr>
+              <a:graphicFrameLocks xmlns:a="http://schemas.openxmlformats.org/drawingml/2006/main" noChangeAspect="1"/>
+            </wp:cNvGraphicFramePr>
+            <a:graphic xmlns:a="http://schemas.openxmlformats.org/drawingml/2006/main">
+              <a:graphicData uri="http://schemas.openxmlformats.org/drawingml/2006/picture">
+                <pic:pic xmlns:pic="http://schemas.openxmlformats.org/drawingml/2006/picture">
+                  <pic:nvPicPr>
+                    <pic:cNvPr id="191149502" name="Imagen 191149502"/>
+                    <pic:cNvPicPr/>
+                  </pic:nvPicPr>
+                  <pic:blipFill>
+                    <a:blip r:embed="rId10" cstate="print">
+                      <a:extLst>
+                        <a:ext uri="{28A0092B-C50C-407E-A947-70E740481C1C}">
+                          <a14:useLocalDpi xmlns:a14="http://schemas.microsoft.com/office/drawing/2010/main" val="0"/>
+                        </a:ext>
+                      </a:extLst>
+                    </a:blip>
+                    <a:stretch>
+                      <a:fillRect/>
+                    </a:stretch>
+                  </pic:blipFill>
+                  <pic:spPr>
+                    <a:xfrm>
+                      <a:off x="0" y="0"/>
+                      <a:ext cx="4509572" cy="2144062"/>
+                    </a:xfrm>
+                    <a:prstGeom prst="rect">
+                      <a:avLst/>
+                    </a:prstGeom>
+                  </pic:spPr>
+                </pic:pic>
+              </a:graphicData>
+            </a:graphic>
+          </wp:inline>
+        </w:drawing>
+      </w:r>
+    </w:p>
+    <w:p>
+      <w:pPr>
+        <w:pStyle w:val="Prrafodelista"/>
+      </w:pPr>
+    </w:p>
+    <w:p>
+      <w:pPr>
+        <w:pStyle w:val="Prrafodelista"/>
+      </w:pPr>
+    </w:p>
+    <w:p>
+      <w:pPr>
+        <w:pStyle w:val="Prrafodelista"/>
+        <w:numPr>
+          <w:ilvl w:val="0"/>
+          <w:numId w:val="1"/>
+        </w:numPr>
+      </w:pPr>
+      <w:r>
+        <w:t>¿Has tenido problemas al agendar una cita?</w:t>
+      </w:r>
+    </w:p>
+    <w:p>
+      <w:pPr>
+        <w:pStyle w:val="Prrafodelista"/>
+      </w:pPr>
+    </w:p>
+    <w:tbl>
+      <w:tblPr>
+        <w:tblStyle w:val="Tablaconcuadrcula"/>
+        <w:tblpPr w:leftFromText="141" w:rightFromText="141" w:vertAnchor="text" w:horzAnchor="margin" w:tblpXSpec="center" w:tblpY="-24"/>
+        <w:tblW w:w="0" w:type="auto"/>
+        <w:tblLook w:val="04A0" w:firstRow="1" w:lastRow="0" w:firstColumn="1" w:lastColumn="0" w:noHBand="0" w:noVBand="1"/>
+      </w:tblPr>
+      <w:tblGrid>
+        <w:gridCol w:w="2666"/>
+        <w:gridCol w:w="2701"/>
+        <w:gridCol w:w="2741"/>
+      </w:tblGrid>
+      <w:tr>
+        <w:tc>
+          <w:tcPr>
+            <w:tcW w:w="2666" w:type="dxa"/>
+          </w:tcPr>
+          <w:p>
+            <w:pPr>
+              <w:pStyle w:val="Prrafodelista"/>
+              <w:ind w:left="0"/>
+            </w:pPr>
+            <w:r>
+              <w:t>OPCION</w:t>
+            </w:r>
+          </w:p>
+        </w:tc>
+        <w:tc>
+          <w:tcPr>
+            <w:tcW w:w="2701" w:type="dxa"/>
+          </w:tcPr>
+          <w:p>
+            <w:pPr>
+              <w:pStyle w:val="Prrafodelista"/>
+              <w:ind w:left="0"/>
+            </w:pPr>
+            <w:r>
+              <w:t>CANTIDAD</w:t>
+            </w:r>
+          </w:p>
+        </w:tc>
+        <w:tc>
+          <w:tcPr>
+            <w:tcW w:w="2741" w:type="dxa"/>
+          </w:tcPr>
+          <w:p>
+            <w:pPr>
+              <w:pStyle w:val="Prrafodelista"/>
+              <w:ind w:left="0"/>
+            </w:pPr>
+            <w:r>
+              <w:t>PORCENTAJE</w:t>
+            </w:r>
+          </w:p>
+        </w:tc>
+      </w:tr>
+      <w:tr>
+        <w:tc>
+          <w:tcPr>
+            <w:tcW w:w="2666" w:type="dxa"/>
+          </w:tcPr>
+          <w:p>
+            <w:pPr>
+              <w:pStyle w:val="Prrafodelista"/>
+              <w:ind w:left="0"/>
+            </w:pPr>
+            <w:r>
+              <w:t>SI</w:t>
+            </w:r>
+          </w:p>
+        </w:tc>
+        <w:tc>
+          <w:tcPr>
+            <w:tcW w:w="2701" w:type="dxa"/>
+          </w:tcPr>
+          <w:p>
+            <w:pPr>
+              <w:pStyle w:val="Prrafodelista"/>
+              <w:ind w:left="0"/>
+            </w:pPr>
+            <w:r>
+              <w:t>9</w:t>
+            </w:r>
+          </w:p>
+        </w:tc>
+        <w:tc>
+          <w:tcPr>
+            <w:tcW w:w="2741" w:type="dxa"/>
+          </w:tcPr>
+          <w:p>
+            <w:pPr>
+              <w:pStyle w:val="Prrafodelista"/>
+              <w:ind w:left="0"/>
+            </w:pPr>
+            <w:r>
+              <w:t>50%</w:t>
+            </w:r>
+          </w:p>
+        </w:tc>
+      </w:tr>
+      <w:tr>
+        <w:tc>
+          <w:tcPr>
+            <w:tcW w:w="2666" w:type="dxa"/>
+          </w:tcPr>
+          <w:p>
+            <w:pPr>
+              <w:pStyle w:val="Prrafodelista"/>
+              <w:ind w:left="0"/>
+            </w:pPr>
+            <w:r>
+              <w:t>NO</w:t>
+            </w:r>
+          </w:p>
+        </w:tc>
+        <w:tc>
+          <w:tcPr>
+            <w:tcW w:w="2701" w:type="dxa"/>
+          </w:tcPr>
+          <w:p>
+            <w:pPr>
+              <w:pStyle w:val="Prrafodelista"/>
+              <w:ind w:left="0"/>
+            </w:pPr>
+            <w:r>
+              <w:t>9</w:t>
+            </w:r>
+          </w:p>
+        </w:tc>
+        <w:tc>
+          <w:tcPr>
+            <w:tcW w:w="2741" w:type="dxa"/>
+          </w:tcPr>
+          <w:p>
+            <w:pPr>
+              <w:pStyle w:val="Prrafodelista"/>
+              <w:ind w:left="0"/>
+            </w:pPr>
+            <w:r>
+              <w:t>50%</w:t>
+            </w:r>
+          </w:p>
+        </w:tc>
+      </w:tr>
+    </w:tbl>
+    <w:p>
+      <w:pPr>
+        <w:pStyle w:val="Prrafodelista"/>
+      </w:pPr>
+    </w:p>
+    <w:p>
+      <w:pPr>
+        <w:pStyle w:val="Prrafodelista"/>
+      </w:pPr>
+      <w:r>
+        <w:rPr>
+          <w:noProof/>
+        </w:rPr>
+        <w:drawing>
+          <wp:inline distT="0" distB="0" distL="0" distR="0" wp14:anchorId="20760237" wp14:editId="4B0BE803">
+            <wp:extent cx="4267200" cy="1795623"/>
+            <wp:effectExtent l="0" t="0" r="0" b="0"/>
+            <wp:docPr id="1621406011" name="Imagen 4"/>
+            <wp:cNvGraphicFramePr>
+              <a:graphicFrameLocks xmlns:a="http://schemas.openxmlformats.org/drawingml/2006/main" noChangeAspect="1"/>
+            </wp:cNvGraphicFramePr>
+            <a:graphic xmlns:a="http://schemas.openxmlformats.org/drawingml/2006/main">
+              <a:graphicData uri="http://schemas.openxmlformats.org/drawingml/2006/picture">
+                <pic:pic xmlns:pic="http://schemas.openxmlformats.org/drawingml/2006/picture">
+                  <pic:nvPicPr>
+                    <pic:cNvPr id="1621406011" name="Imagen 1621406011"/>
+                    <pic:cNvPicPr/>
+                  </pic:nvPicPr>
+                  <pic:blipFill>
+                    <a:blip r:embed="rId11" cstate="print">
+                      <a:extLst>
+                        <a:ext uri="{28A0092B-C50C-407E-A947-70E740481C1C}">
+                          <a14:useLocalDpi xmlns:a14="http://schemas.microsoft.com/office/drawing/2010/main" val="0"/>
+                        </a:ext>
+                      </a:extLst>
+                    </a:blip>
+                    <a:stretch>
+                      <a:fillRect/>
+                    </a:stretch>
+                  </pic:blipFill>
+                  <pic:spPr>
+                    <a:xfrm>
+                      <a:off x="0" y="0"/>
+                      <a:ext cx="4269106" cy="1796425"/>
+                    </a:xfrm>
+                    <a:prstGeom prst="rect">
+                      <a:avLst/>
+                    </a:prstGeom>
+                  </pic:spPr>
+                </pic:pic>
+              </a:graphicData>
+            </a:graphic>
+          </wp:inline>
+        </w:drawing>
+      </w:r>
+    </w:p>
+    <w:p>
+      <w:pPr>
+        <w:pStyle w:val="Default"/>
+        <w:ind w:left="720"/>
+      </w:pPr>
+    </w:p>
+    <w:p>
+      <w:pPr>
+        <w:pStyle w:val="Default"/>
+        <w:ind w:left="720"/>
+      </w:pPr>
+    </w:p>
+    <w:p>
+      <w:pPr>
+        <w:pStyle w:val="Default"/>
+        <w:ind w:left="720"/>
+      </w:pPr>
+    </w:p>
+    <w:p>
+      <w:pPr>
+        <w:pStyle w:val="Default"/>
+        <w:ind w:left="720"/>
+      </w:pPr>
+    </w:p>
+    <w:p>
+      <w:pPr>
+        <w:pStyle w:val="Default"/>
+        <w:numPr>
+          <w:ilvl w:val="0"/>
+          <w:numId w:val="1"/>
+        </w:numPr>
+      </w:pPr>
+      <w:r>
+        <w:rPr>
+          <w:color w:val="1F1F1F"/>
+          <w:sz w:val="23"/>
+          <w:szCs w:val="23"/>
+        </w:rPr>
+        <w:lastRenderedPageBreak/>
+        <w:t>Si respondiste si ¿ qué problemas has presentado?</w:t>
+      </w:r>
+    </w:p>
+    <w:p>
+      <w:pPr>
+        <w:pStyle w:val="Prrafodelista"/>
+      </w:pPr>
+    </w:p>
+    <w:tbl>
+      <w:tblPr>
+        <w:tblStyle w:val="Tablaconcuadrcula"/>
+        <w:tblW w:w="0" w:type="auto"/>
+        <w:tblInd w:w="-147" w:type="dxa"/>
+        <w:tblLook w:val="04A0" w:firstRow="1" w:lastRow="0" w:firstColumn="1" w:lastColumn="0" w:noHBand="0" w:noVBand="1"/>
+      </w:tblPr>
+      <w:tblGrid>
+        <w:gridCol w:w="3533"/>
+        <w:gridCol w:w="2701"/>
+        <w:gridCol w:w="2741"/>
+      </w:tblGrid>
+      <w:tr>
+        <w:tc>
+          <w:tcPr>
+            <w:tcW w:w="3533" w:type="dxa"/>
+          </w:tcPr>
+          <w:p>
+            <w:pPr>
+              <w:pStyle w:val="Prrafodelista"/>
+              <w:ind w:left="0"/>
+            </w:pPr>
+            <w:r>
+              <w:t>OPCION</w:t>
+            </w:r>
+          </w:p>
+        </w:tc>
+        <w:tc>
+          <w:tcPr>
+            <w:tcW w:w="2701" w:type="dxa"/>
+          </w:tcPr>
+          <w:p>
+            <w:pPr>
+              <w:pStyle w:val="Prrafodelista"/>
+              <w:ind w:left="0"/>
+            </w:pPr>
+            <w:r>
+              <w:t xml:space="preserve">CANTIDAD </w:t>
+            </w:r>
+          </w:p>
+        </w:tc>
+        <w:tc>
+          <w:tcPr>
+            <w:tcW w:w="2741" w:type="dxa"/>
+          </w:tcPr>
+          <w:p>
+            <w:pPr>
+              <w:pStyle w:val="Prrafodelista"/>
+              <w:ind w:left="0"/>
+            </w:pPr>
+            <w:r>
+              <w:t>PORCENTAJE</w:t>
+            </w:r>
+          </w:p>
+        </w:tc>
+      </w:tr>
+      <w:tr>
+        <w:tc>
+          <w:tcPr>
+            <w:tcW w:w="3533" w:type="dxa"/>
+          </w:tcPr>
+          <w:p>
+            <w:pPr>
+              <w:pStyle w:val="Prrafodelista"/>
+              <w:ind w:left="0"/>
+            </w:pPr>
+            <w:r>
+              <w:t>Demoras en responder</w:t>
+            </w:r>
+          </w:p>
+        </w:tc>
+        <w:tc>
+          <w:tcPr>
+            <w:tcW w:w="2701" w:type="dxa"/>
+          </w:tcPr>
+          <w:p>
+            <w:pPr>
+              <w:pStyle w:val="Prrafodelista"/>
+              <w:ind w:left="0"/>
+            </w:pPr>
+            <w:r>
+              <w:t>10</w:t>
+            </w:r>
+          </w:p>
+        </w:tc>
+        <w:tc>
+          <w:tcPr>
+            <w:tcW w:w="2741" w:type="dxa"/>
+          </w:tcPr>
+          <w:p>
+            <w:pPr>
+              <w:pStyle w:val="Prrafodelista"/>
+              <w:ind w:left="0"/>
+            </w:pPr>
+            <w:r>
+              <w:t>90.9%</w:t>
+            </w:r>
+          </w:p>
+        </w:tc>
+      </w:tr>
+      <w:tr>
+        <w:tc>
+          <w:tcPr>
+            <w:tcW w:w="3533" w:type="dxa"/>
+          </w:tcPr>
+          <w:p>
+            <w:pPr>
+              <w:pStyle w:val="Prrafodelista"/>
+              <w:ind w:left="0"/>
+            </w:pPr>
+            <w:r>
+              <w:t>Confusión con horarios</w:t>
+            </w:r>
+          </w:p>
+        </w:tc>
+        <w:tc>
+          <w:tcPr>
+            <w:tcW w:w="2701" w:type="dxa"/>
+          </w:tcPr>
+          <w:p>
+            <w:pPr>
+              <w:pStyle w:val="Prrafodelista"/>
+              <w:ind w:left="0"/>
+            </w:pPr>
+            <w:r>
+              <w:t>2</w:t>
+            </w:r>
+          </w:p>
+        </w:tc>
+        <w:tc>
+          <w:tcPr>
+            <w:tcW w:w="2741" w:type="dxa"/>
+          </w:tcPr>
+          <w:p>
+            <w:pPr>
+              <w:pStyle w:val="Prrafodelista"/>
+              <w:ind w:left="0"/>
+            </w:pPr>
+            <w:r>
+              <w:t>18.2%</w:t>
+            </w:r>
+          </w:p>
+        </w:tc>
+      </w:tr>
+      <w:tr>
+        <w:tc>
+          <w:tcPr>
+            <w:tcW w:w="3533" w:type="dxa"/>
+          </w:tcPr>
+          <w:p>
+            <w:pPr>
+              <w:pStyle w:val="Prrafodelista"/>
+              <w:ind w:left="0"/>
+            </w:pPr>
+            <w:r>
+              <w:t>Cancelaciones</w:t>
+            </w:r>
+            <w:r>
+              <w:t xml:space="preserve"> </w:t>
+            </w:r>
+            <w:r>
+              <w:t>inesperadas</w:t>
+            </w:r>
+          </w:p>
+        </w:tc>
+        <w:tc>
+          <w:tcPr>
+            <w:tcW w:w="2701" w:type="dxa"/>
+          </w:tcPr>
+          <w:p>
+            <w:pPr>
+              <w:pStyle w:val="Prrafodelista"/>
+              <w:ind w:left="0"/>
+            </w:pPr>
+            <w:r>
+              <w:t>1</w:t>
+            </w:r>
+          </w:p>
+        </w:tc>
+        <w:tc>
+          <w:tcPr>
+            <w:tcW w:w="2741" w:type="dxa"/>
+          </w:tcPr>
+          <w:p>
+            <w:pPr>
+              <w:pStyle w:val="Prrafodelista"/>
+              <w:ind w:left="0"/>
+            </w:pPr>
+            <w:r>
+              <w:t>9.1%</w:t>
+            </w:r>
+          </w:p>
+        </w:tc>
+      </w:tr>
+      <w:tr>
+        <w:tc>
+          <w:tcPr>
+            <w:tcW w:w="3533" w:type="dxa"/>
+          </w:tcPr>
+          <w:p>
+            <w:pPr>
+              <w:pStyle w:val="Prrafodelista"/>
+              <w:ind w:left="0"/>
+            </w:pPr>
+            <w:r>
+              <w:t>Pérdida de citas</w:t>
+            </w:r>
+          </w:p>
+        </w:tc>
+        <w:tc>
+          <w:tcPr>
+            <w:tcW w:w="2701" w:type="dxa"/>
+          </w:tcPr>
+          <w:p>
+            <w:pPr>
+              <w:pStyle w:val="Prrafodelista"/>
+              <w:ind w:left="0"/>
+            </w:pPr>
+            <w:r>
+              <w:t>0</w:t>
+            </w:r>
+          </w:p>
+        </w:tc>
+        <w:tc>
+          <w:tcPr>
+            <w:tcW w:w="2741" w:type="dxa"/>
+          </w:tcPr>
+          <w:p>
+            <w:pPr>
+              <w:pStyle w:val="Prrafodelista"/>
+              <w:ind w:left="0"/>
+            </w:pPr>
+            <w:r>
+              <w:t>0%</w:t>
+            </w:r>
+          </w:p>
+        </w:tc>
+      </w:tr>
+      <w:tr>
+        <w:tc>
+          <w:tcPr>
+            <w:tcW w:w="3533" w:type="dxa"/>
+          </w:tcPr>
+          <w:p>
+            <w:pPr>
+              <w:pStyle w:val="Prrafodelista"/>
+              <w:ind w:left="0"/>
+            </w:pPr>
+            <w:r>
+              <w:t>Falta de información</w:t>
+            </w:r>
+          </w:p>
+        </w:tc>
+        <w:tc>
+          <w:tcPr>
+            <w:tcW w:w="2701" w:type="dxa"/>
+          </w:tcPr>
+          <w:p>
+            <w:pPr>
+              <w:pStyle w:val="Prrafodelista"/>
+              <w:ind w:left="0"/>
+            </w:pPr>
+            <w:r>
+              <w:t>2</w:t>
+            </w:r>
+          </w:p>
+        </w:tc>
+        <w:tc>
+          <w:tcPr>
+            <w:tcW w:w="2741" w:type="dxa"/>
+          </w:tcPr>
+          <w:p>
+            <w:pPr>
+              <w:pStyle w:val="Prrafodelista"/>
+              <w:ind w:left="0"/>
+            </w:pPr>
+            <w:r>
+              <w:t>18.2%</w:t>
+            </w:r>
+          </w:p>
+        </w:tc>
+      </w:tr>
+    </w:tbl>
+    <w:p>
+      <w:pPr>
+        <w:pStyle w:val="Prrafodelista"/>
+      </w:pPr>
+    </w:p>
+    <w:p>
+      <w:pPr>
+        <w:pStyle w:val="Prrafodelista"/>
+      </w:pPr>
+      <w:r>
+        <w:rPr>
+          <w:noProof/>
+        </w:rPr>
+        <w:drawing>
+          <wp:inline distT="0" distB="0" distL="0" distR="0" wp14:anchorId="21C2C941" wp14:editId="6E97A7C3">
+            <wp:extent cx="4483100" cy="2131476"/>
+            <wp:effectExtent l="0" t="0" r="0" b="2540"/>
+            <wp:docPr id="624524848" name="Imagen 5"/>
+            <wp:cNvGraphicFramePr>
+              <a:graphicFrameLocks xmlns:a="http://schemas.openxmlformats.org/drawingml/2006/main" noChangeAspect="1"/>
+            </wp:cNvGraphicFramePr>
+            <a:graphic xmlns:a="http://schemas.openxmlformats.org/drawingml/2006/main">
+              <a:graphicData uri="http://schemas.openxmlformats.org/drawingml/2006/picture">
+                <pic:pic xmlns:pic="http://schemas.openxmlformats.org/drawingml/2006/picture">
+                  <pic:nvPicPr>
+                    <pic:cNvPr id="624524848" name="Imagen 624524848"/>
+                    <pic:cNvPicPr/>
+                  </pic:nvPicPr>
+                  <pic:blipFill>
+                    <a:blip r:embed="rId12" cstate="print">
+                      <a:extLst>
+                        <a:ext uri="{28A0092B-C50C-407E-A947-70E740481C1C}">
+                          <a14:useLocalDpi xmlns:a14="http://schemas.microsoft.com/office/drawing/2010/main" val="0"/>
+                        </a:ext>
+                      </a:extLst>
+                    </a:blip>
+                    <a:stretch>
+                      <a:fillRect/>
+                    </a:stretch>
+                  </pic:blipFill>
+                  <pic:spPr>
+                    <a:xfrm>
+                      <a:off x="0" y="0"/>
+                      <a:ext cx="4487028" cy="2133343"/>
+                    </a:xfrm>
+                    <a:prstGeom prst="rect">
+                      <a:avLst/>
+                    </a:prstGeom>
+                  </pic:spPr>
+                </pic:pic>
+              </a:graphicData>
+            </a:graphic>
+          </wp:inline>
+        </w:drawing>
+      </w:r>
+    </w:p>
+    <w:p>
+      <w:pPr>
+        <w:pStyle w:val="Prrafodelista"/>
+        <w:numPr>
+          <w:ilvl w:val="0"/>
+          <w:numId w:val="1"/>
+        </w:numPr>
+      </w:pPr>
+      <w:r>
+        <w:t>¿Te gustaría poder agendar citas desde un aplicativo web?</w:t>
+      </w:r>
+    </w:p>
+    <w:p>
+      <w:pPr>
+        <w:pStyle w:val="Prrafodelista"/>
+      </w:pPr>
+    </w:p>
+    <w:tbl>
+      <w:tblPr>
+        <w:tblStyle w:val="Tablaconcuadrcula"/>
+        <w:tblpPr w:leftFromText="141" w:rightFromText="141" w:vertAnchor="text" w:horzAnchor="margin" w:tblpXSpec="center" w:tblpY="-24"/>
+        <w:tblW w:w="0" w:type="auto"/>
+        <w:tblLook w:val="04A0" w:firstRow="1" w:lastRow="0" w:firstColumn="1" w:lastColumn="0" w:noHBand="0" w:noVBand="1"/>
+      </w:tblPr>
+      <w:tblGrid>
+        <w:gridCol w:w="2666"/>
+        <w:gridCol w:w="2701"/>
+        <w:gridCol w:w="2741"/>
+      </w:tblGrid>
+      <w:tr>
+        <w:tc>
+          <w:tcPr>
+            <w:tcW w:w="2666" w:type="dxa"/>
+          </w:tcPr>
+          <w:p>
+            <w:pPr>
+              <w:pStyle w:val="Prrafodelista"/>
+              <w:ind w:left="0"/>
+            </w:pPr>
+            <w:r>
+              <w:t>OPCION</w:t>
+            </w:r>
+          </w:p>
+        </w:tc>
+        <w:tc>
+          <w:tcPr>
+            <w:tcW w:w="2701" w:type="dxa"/>
+          </w:tcPr>
+          <w:p>
+            <w:pPr>
+              <w:pStyle w:val="Prrafodelista"/>
+              <w:ind w:left="0"/>
+            </w:pPr>
+            <w:r>
+              <w:t>CANTIDAD</w:t>
+            </w:r>
+          </w:p>
+        </w:tc>
+        <w:tc>
+          <w:tcPr>
+            <w:tcW w:w="2741" w:type="dxa"/>
+          </w:tcPr>
+          <w:p>
+            <w:pPr>
+              <w:pStyle w:val="Prrafodelista"/>
+              <w:ind w:left="0"/>
+            </w:pPr>
+            <w:r>
+              <w:t>PORCENTAJE</w:t>
+            </w:r>
+          </w:p>
+        </w:tc>
+      </w:tr>
+      <w:tr>
+        <w:tc>
+          <w:tcPr>
+            <w:tcW w:w="2666" w:type="dxa"/>
+          </w:tcPr>
+          <w:p>
+            <w:pPr>
+              <w:pStyle w:val="Prrafodelista"/>
+              <w:ind w:left="0"/>
+            </w:pPr>
+            <w:r>
+              <w:t>SI</w:t>
+            </w:r>
+          </w:p>
+        </w:tc>
+        <w:tc>
+          <w:tcPr>
+            <w:tcW w:w="2701" w:type="dxa"/>
+          </w:tcPr>
+          <w:p>
+            <w:pPr>
+              <w:pStyle w:val="Prrafodelista"/>
+              <w:ind w:left="0"/>
+            </w:pPr>
+            <w:r>
+              <w:t>18</w:t>
+            </w:r>
+          </w:p>
+        </w:tc>
+        <w:tc>
+          <w:tcPr>
+            <w:tcW w:w="2741" w:type="dxa"/>
+          </w:tcPr>
+          <w:p>
+            <w:pPr>
+              <w:pStyle w:val="Prrafodelista"/>
+              <w:ind w:left="0"/>
+            </w:pPr>
+            <w:r>
+              <w:t>100%</w:t>
+            </w:r>
+          </w:p>
+        </w:tc>
+      </w:tr>
+      <w:tr>
+        <w:tc>
+          <w:tcPr>
+            <w:tcW w:w="2666" w:type="dxa"/>
+          </w:tcPr>
+          <w:p>
+            <w:pPr>
+              <w:pStyle w:val="Prrafodelista"/>
+              <w:ind w:left="0"/>
+            </w:pPr>
+            <w:r>
+              <w:t>NO</w:t>
+            </w:r>
+          </w:p>
+        </w:tc>
+        <w:tc>
+          <w:tcPr>
+            <w:tcW w:w="2701" w:type="dxa"/>
+          </w:tcPr>
+          <w:p>
+            <w:pPr>
+              <w:pStyle w:val="Prrafodelista"/>
+              <w:ind w:left="0"/>
+            </w:pPr>
+            <w:r>
+              <w:t>0</w:t>
+            </w:r>
+          </w:p>
+        </w:tc>
+        <w:tc>
+          <w:tcPr>
+            <w:tcW w:w="2741" w:type="dxa"/>
+          </w:tcPr>
+          <w:p>
+            <w:pPr>
+              <w:pStyle w:val="Prrafodelista"/>
+              <w:ind w:left="0"/>
+            </w:pPr>
+            <w:r>
+              <w:t>0%</w:t>
+            </w:r>
+          </w:p>
+        </w:tc>
+      </w:tr>
+    </w:tbl>
+    <w:p>
+      <w:pPr>
+        <w:pStyle w:val="Prrafodelista"/>
+      </w:pPr>
+      <w:r>
+        <w:rPr>
+          <w:noProof/>
+        </w:rPr>
+        <w:drawing>
+          <wp:anchor distT="0" distB="0" distL="114300" distR="114300" simplePos="0" relativeHeight="251659264" behindDoc="0" locked="0" layoutInCell="1" allowOverlap="1" wp14:anchorId="65206E46" wp14:editId="5C74240B">
+            <wp:simplePos x="0" y="0"/>
+            <wp:positionH relativeFrom="column">
+              <wp:posOffset>304165</wp:posOffset>
+            </wp:positionH>
+            <wp:positionV relativeFrom="paragraph">
+              <wp:posOffset>723265</wp:posOffset>
+            </wp:positionV>
+            <wp:extent cx="4673600" cy="1966635"/>
+            <wp:effectExtent l="0" t="0" r="0" b="0"/>
+            <wp:wrapNone/>
+            <wp:docPr id="1422876254" name="Imagen 6"/>
+            <wp:cNvGraphicFramePr>
+              <a:graphicFrameLocks xmlns:a="http://schemas.openxmlformats.org/drawingml/2006/main" noChangeAspect="1"/>
+            </wp:cNvGraphicFramePr>
+            <a:graphic xmlns:a="http://schemas.openxmlformats.org/drawingml/2006/main">
+              <a:graphicData uri="http://schemas.openxmlformats.org/drawingml/2006/picture">
+                <pic:pic xmlns:pic="http://schemas.openxmlformats.org/drawingml/2006/picture">
+                  <pic:nvPicPr>
+                    <pic:cNvPr id="1422876254" name="Imagen 1422876254"/>
+                    <pic:cNvPicPr/>
+                  </pic:nvPicPr>
+                  <pic:blipFill>
+                    <a:blip r:embed="rId13" cstate="print">
+                      <a:extLst>
+                        <a:ext uri="{28A0092B-C50C-407E-A947-70E740481C1C}">
+                          <a14:useLocalDpi xmlns:a14="http://schemas.microsoft.com/office/drawing/2010/main" val="0"/>
+                        </a:ext>
+                      </a:extLst>
+                    </a:blip>
+                    <a:stretch>
+                      <a:fillRect/>
+                    </a:stretch>
+                  </pic:blipFill>
+                  <pic:spPr>
+                    <a:xfrm>
+                      <a:off x="0" y="0"/>
+                      <a:ext cx="4673600" cy="1966635"/>
+                    </a:xfrm>
+                    <a:prstGeom prst="rect">
+                      <a:avLst/>
+                    </a:prstGeom>
+                  </pic:spPr>
+                </pic:pic>
+              </a:graphicData>
+            </a:graphic>
+            <wp14:sizeRelH relativeFrom="margin">
+              <wp14:pctWidth>0</wp14:pctWidth>
+            </wp14:sizeRelH>
+            <wp14:sizeRelV relativeFrom="margin">
+              <wp14:pctHeight>0</wp14:pctHeight>
+            </wp14:sizeRelV>
+          </wp:anchor>
+        </w:drawing>
+      </w:r>
+    </w:p>
+    <w:p>
+      <w:pPr>
+        <w:pStyle w:val="Prrafodelista"/>
+      </w:pPr>
+    </w:p>
+    <w:p>
+      <w:pPr>
+        <w:pStyle w:val="Prrafodelista"/>
+      </w:pPr>
+    </w:p>
+    <w:p>
+      <w:pPr>
+        <w:pStyle w:val="Prrafodelista"/>
+      </w:pPr>
+    </w:p>
+    <w:p>
+      <w:pPr>
+        <w:pStyle w:val="Prrafodelista"/>
+      </w:pPr>
+    </w:p>
+    <w:p>
+      <w:pPr>
+        <w:pStyle w:val="Prrafodelista"/>
+      </w:pPr>
+    </w:p>
+    <w:p>
+      <w:pPr>
+        <w:pStyle w:val="Prrafodelista"/>
+      </w:pPr>
+    </w:p>
+    <w:p>
+      <w:pPr>
+        <w:pStyle w:val="Prrafodelista"/>
+      </w:pPr>
+    </w:p>
+    <w:p>
+      <w:pPr>
+        <w:pStyle w:val="Prrafodelista"/>
+      </w:pPr>
+    </w:p>
+    <w:p>
+      <w:pPr>
+        <w:pStyle w:val="Prrafodelista"/>
+      </w:pPr>
+    </w:p>
+    <w:p>
+      <w:pPr>
+        <w:pStyle w:val="Prrafodelista"/>
+      </w:pPr>
+    </w:p>
+    <w:p>
+      <w:pPr>
+        <w:pStyle w:val="Prrafodelista"/>
+      </w:pPr>
+    </w:p>
+    <w:p>
+      <w:pPr>
+        <w:pStyle w:val="Prrafodelista"/>
+      </w:pPr>
+    </w:p>
+    <w:p>
+      <w:pPr>
+        <w:pStyle w:val="Prrafodelista"/>
+      </w:pPr>
+    </w:p>
+    <w:p>
+      <w:pPr>
+        <w:pStyle w:val="Prrafodelista"/>
+      </w:pPr>
+    </w:p>
+    <w:p>
+      <w:pPr>
+        <w:pStyle w:val="Prrafodelista"/>
+        <w:numPr>
+          <w:ilvl w:val="0"/>
+          <w:numId w:val="1"/>
+        </w:numPr>
+      </w:pPr>
+      <w:r>
+        <w:lastRenderedPageBreak/>
+        <w:t>¿Qué servicios te gustaría encontrar en la plataforma?</w:t>
+      </w:r>
+    </w:p>
+    <w:tbl>
+      <w:tblPr>
+        <w:tblStyle w:val="Tablaconcuadrcula"/>
+        <w:tblW w:w="0" w:type="auto"/>
+        <w:tblInd w:w="720" w:type="dxa"/>
+        <w:tblLook w:val="04A0" w:firstRow="1" w:lastRow="0" w:firstColumn="1" w:lastColumn="0" w:noHBand="0" w:noVBand="1"/>
+      </w:tblPr>
+      <w:tblGrid>
+        <w:gridCol w:w="2666"/>
+        <w:gridCol w:w="2701"/>
+        <w:gridCol w:w="2741"/>
+      </w:tblGrid>
+      <w:tr>
+        <w:tc>
+          <w:tcPr>
+            <w:tcW w:w="2666" w:type="dxa"/>
+          </w:tcPr>
+          <w:p>
+            <w:pPr>
+              <w:pStyle w:val="Prrafodelista"/>
+              <w:ind w:left="0"/>
+            </w:pPr>
+            <w:r>
+              <w:t>OPCION</w:t>
+            </w:r>
+          </w:p>
+        </w:tc>
+        <w:tc>
+          <w:tcPr>
+            <w:tcW w:w="2701" w:type="dxa"/>
+          </w:tcPr>
+          <w:p>
+            <w:pPr>
+              <w:pStyle w:val="Prrafodelista"/>
+              <w:ind w:left="0"/>
+            </w:pPr>
+            <w:r>
+              <w:t xml:space="preserve">CANTIDAD </w:t>
+            </w:r>
+          </w:p>
+        </w:tc>
+        <w:tc>
+          <w:tcPr>
+            <w:tcW w:w="2741" w:type="dxa"/>
+          </w:tcPr>
+          <w:p>
+            <w:pPr>
+              <w:pStyle w:val="Prrafodelista"/>
+              <w:ind w:left="0"/>
+            </w:pPr>
+            <w:r>
+              <w:t>PORCENTAJE</w:t>
+            </w:r>
+          </w:p>
+        </w:tc>
+      </w:tr>
+      <w:tr>
+        <w:tc>
+          <w:tcPr>
+            <w:tcW w:w="2666" w:type="dxa"/>
+          </w:tcPr>
+          <w:p>
+            <w:pPr>
+              <w:pStyle w:val="Prrafodelista"/>
+              <w:ind w:left="0"/>
+            </w:pPr>
+            <w:proofErr w:type="spellStart"/>
+            <w:r>
+              <w:t>Peluqueria</w:t>
+            </w:r>
+            <w:proofErr w:type="spellEnd"/>
+          </w:p>
+        </w:tc>
+        <w:tc>
+          <w:tcPr>
+            <w:tcW w:w="2701" w:type="dxa"/>
+          </w:tcPr>
+          <w:p>
+            <w:pPr>
+              <w:pStyle w:val="Prrafodelista"/>
+              <w:ind w:left="0"/>
+            </w:pPr>
+            <w:r>
+              <w:t>11</w:t>
+            </w:r>
+          </w:p>
+        </w:tc>
+        <w:tc>
+          <w:tcPr>
+            <w:tcW w:w="2741" w:type="dxa"/>
+          </w:tcPr>
+          <w:p>
+            <w:pPr>
+              <w:pStyle w:val="Prrafodelista"/>
+              <w:ind w:left="0"/>
+            </w:pPr>
+            <w:r>
+              <w:t>61.1%</w:t>
+            </w:r>
+          </w:p>
+        </w:tc>
+      </w:tr>
+      <w:tr>
+        <w:tc>
+          <w:tcPr>
+            <w:tcW w:w="2666" w:type="dxa"/>
+          </w:tcPr>
+          <w:p>
+            <w:pPr>
+              <w:pStyle w:val="Prrafodelista"/>
+              <w:ind w:left="0"/>
+            </w:pPr>
+            <w:r>
+              <w:t>Nails</w:t>
+            </w:r>
+          </w:p>
+        </w:tc>
+        <w:tc>
+          <w:tcPr>
+            <w:tcW w:w="2701" w:type="dxa"/>
+          </w:tcPr>
+          <w:p>
+            <w:pPr>
+              <w:pStyle w:val="Prrafodelista"/>
+              <w:ind w:left="0"/>
+            </w:pPr>
+            <w:r>
+              <w:t>16</w:t>
+            </w:r>
+          </w:p>
+        </w:tc>
+        <w:tc>
+          <w:tcPr>
+            <w:tcW w:w="2741" w:type="dxa"/>
+          </w:tcPr>
+          <w:p>
+            <w:pPr>
+              <w:pStyle w:val="Prrafodelista"/>
+              <w:ind w:left="0"/>
+            </w:pPr>
+            <w:r>
+              <w:t>88.9%</w:t>
+            </w:r>
+          </w:p>
+        </w:tc>
+      </w:tr>
+      <w:tr>
+        <w:tc>
+          <w:tcPr>
+            <w:tcW w:w="2666" w:type="dxa"/>
+          </w:tcPr>
+          <w:p>
+            <w:pPr>
+              <w:pStyle w:val="Prrafodelista"/>
+              <w:ind w:left="0"/>
+            </w:pPr>
+            <w:proofErr w:type="spellStart"/>
+            <w:r>
+              <w:t>Lashista</w:t>
+            </w:r>
+            <w:proofErr w:type="spellEnd"/>
+          </w:p>
+        </w:tc>
+        <w:tc>
+          <w:tcPr>
+            <w:tcW w:w="2701" w:type="dxa"/>
+          </w:tcPr>
+          <w:p>
+            <w:pPr>
+              <w:pStyle w:val="Prrafodelista"/>
+              <w:ind w:left="0"/>
+            </w:pPr>
+            <w:r>
+              <w:t>12</w:t>
+            </w:r>
+          </w:p>
+        </w:tc>
+        <w:tc>
+          <w:tcPr>
+            <w:tcW w:w="2741" w:type="dxa"/>
+          </w:tcPr>
+          <w:p>
+            <w:pPr>
+              <w:pStyle w:val="Prrafodelista"/>
+              <w:ind w:left="0"/>
+            </w:pPr>
+          </w:p>
+        </w:tc>
+      </w:tr>
+      <w:tr>
+        <w:tc>
+          <w:tcPr>
+            <w:tcW w:w="2666" w:type="dxa"/>
+          </w:tcPr>
+          <w:p>
+            <w:pPr>
+              <w:pStyle w:val="Prrafodelista"/>
+              <w:ind w:left="0"/>
+            </w:pPr>
+            <w:proofErr w:type="spellStart"/>
+            <w:r>
+              <w:t>Skincare</w:t>
+            </w:r>
+            <w:proofErr w:type="spellEnd"/>
+          </w:p>
+        </w:tc>
+        <w:tc>
+          <w:tcPr>
+            <w:tcW w:w="2701" w:type="dxa"/>
+          </w:tcPr>
+          <w:p>
+            <w:pPr>
+              <w:pStyle w:val="Prrafodelista"/>
+              <w:ind w:left="0"/>
+            </w:pPr>
+            <w:r>
+              <w:t>14</w:t>
+            </w:r>
+          </w:p>
+        </w:tc>
+        <w:tc>
+          <w:tcPr>
+            <w:tcW w:w="2741" w:type="dxa"/>
+          </w:tcPr>
+          <w:p>
+            <w:pPr>
+              <w:pStyle w:val="Prrafodelista"/>
+              <w:ind w:left="0"/>
+            </w:pPr>
+          </w:p>
+        </w:tc>
+      </w:tr>
+      <w:tr>
+        <w:tc>
+          <w:tcPr>
+            <w:tcW w:w="2666" w:type="dxa"/>
+          </w:tcPr>
+          <w:p>
+            <w:pPr>
+              <w:pStyle w:val="Prrafodelista"/>
+              <w:ind w:left="0"/>
+            </w:pPr>
+            <w:proofErr w:type="spellStart"/>
+            <w:r>
+              <w:t>Makeup</w:t>
+            </w:r>
+            <w:proofErr w:type="spellEnd"/>
+          </w:p>
+        </w:tc>
+        <w:tc>
+          <w:tcPr>
+            <w:tcW w:w="2701" w:type="dxa"/>
+          </w:tcPr>
+          <w:p>
+            <w:pPr>
+              <w:pStyle w:val="Prrafodelista"/>
+              <w:ind w:left="0"/>
+            </w:pPr>
+            <w:r>
+              <w:t>11</w:t>
+            </w:r>
+          </w:p>
+        </w:tc>
+        <w:tc>
+          <w:tcPr>
+            <w:tcW w:w="2741" w:type="dxa"/>
+          </w:tcPr>
+          <w:p>
+            <w:pPr>
+              <w:pStyle w:val="Prrafodelista"/>
+              <w:ind w:left="0"/>
+            </w:pPr>
+          </w:p>
+        </w:tc>
+      </w:tr>
+    </w:tbl>
+    <w:p>
+      <w:pPr>
+        <w:pStyle w:val="Prrafodelista"/>
+      </w:pPr>
+      <w:r>
+        <w:rPr>
+          <w:noProof/>
+        </w:rPr>
+        <w:drawing>
+          <wp:anchor distT="0" distB="0" distL="114300" distR="114300" simplePos="0" relativeHeight="251660288" behindDoc="0" locked="0" layoutInCell="1" allowOverlap="1" wp14:anchorId="793F0C40" wp14:editId="0222A19F">
+            <wp:simplePos x="0" y="0"/>
+            <wp:positionH relativeFrom="column">
+              <wp:posOffset>462915</wp:posOffset>
+            </wp:positionH>
+            <wp:positionV relativeFrom="paragraph">
+              <wp:posOffset>101600</wp:posOffset>
+            </wp:positionV>
+            <wp:extent cx="4296410" cy="2042714"/>
+            <wp:effectExtent l="0" t="0" r="0" b="0"/>
+            <wp:wrapNone/>
+            <wp:docPr id="1476351122" name="Imagen 7"/>
+            <wp:cNvGraphicFramePr>
+              <a:graphicFrameLocks xmlns:a="http://schemas.openxmlformats.org/drawingml/2006/main" noChangeAspect="1"/>
+            </wp:cNvGraphicFramePr>
+            <a:graphic xmlns:a="http://schemas.openxmlformats.org/drawingml/2006/main">
+              <a:graphicData uri="http://schemas.openxmlformats.org/drawingml/2006/picture">
+                <pic:pic xmlns:pic="http://schemas.openxmlformats.org/drawingml/2006/picture">
+                  <pic:nvPicPr>
+                    <pic:cNvPr id="1476351122" name="Imagen 1476351122"/>
+                    <pic:cNvPicPr/>
+                  </pic:nvPicPr>
+                  <pic:blipFill>
+                    <a:blip r:embed="rId14" cstate="print">
+                      <a:extLst>
+                        <a:ext uri="{28A0092B-C50C-407E-A947-70E740481C1C}">
+                          <a14:useLocalDpi xmlns:a14="http://schemas.microsoft.com/office/drawing/2010/main" val="0"/>
+                        </a:ext>
+                      </a:extLst>
+                    </a:blip>
+                    <a:stretch>
+                      <a:fillRect/>
+                    </a:stretch>
+                  </pic:blipFill>
+                  <pic:spPr>
+                    <a:xfrm>
+                      <a:off x="0" y="0"/>
+                      <a:ext cx="4296410" cy="2042714"/>
+                    </a:xfrm>
+                    <a:prstGeom prst="rect">
+                      <a:avLst/>
+                    </a:prstGeom>
+                  </pic:spPr>
+                </pic:pic>
+              </a:graphicData>
+            </a:graphic>
+            <wp14:sizeRelH relativeFrom="margin">
+              <wp14:pctWidth>0</wp14:pctWidth>
+            </wp14:sizeRelH>
+            <wp14:sizeRelV relativeFrom="margin">
+              <wp14:pctHeight>0</wp14:pctHeight>
+            </wp14:sizeRelV>
+          </wp:anchor>
+        </w:drawing>
+      </w:r>
+    </w:p>
+    <w:p>
+      <w:pPr>
+        <w:pStyle w:val="Prrafodelista"/>
+      </w:pPr>
+    </w:p>
+    <w:p>
+      <w:pPr>
+        <w:pStyle w:val="Prrafodelista"/>
+      </w:pPr>
+    </w:p>
+    <w:p>
+      <w:pPr>
+        <w:pStyle w:val="Prrafodelista"/>
+      </w:pPr>
+    </w:p>
+    <w:p>
+      <w:pPr>
+        <w:pStyle w:val="Prrafodelista"/>
+      </w:pPr>
+    </w:p>
+    <w:p>
+      <w:pPr>
+        <w:pStyle w:val="Prrafodelista"/>
+      </w:pPr>
+    </w:p>
+    <w:p>
+      <w:pPr>
+        <w:pStyle w:val="Prrafodelista"/>
+      </w:pPr>
+    </w:p>
+    <w:p>
+      <w:pPr>
+        <w:pStyle w:val="Prrafodelista"/>
+      </w:pPr>
+    </w:p>
+    <w:p>
+      <w:pPr>
+        <w:pStyle w:val="Prrafodelista"/>
+      </w:pPr>
+    </w:p>
+    <w:p>
+      <w:pPr>
+        <w:pStyle w:val="Prrafodelista"/>
+      </w:pPr>
+    </w:p>
+    <w:p>
+      <w:pPr>
+        <w:pStyle w:val="Prrafodelista"/>
+      </w:pPr>
+    </w:p>
+    <w:p>
+      <w:pPr>
+        <w:pStyle w:val="Prrafodelista"/>
+        <w:numPr>
+          <w:ilvl w:val="0"/>
+          <w:numId w:val="1"/>
+        </w:numPr>
+      </w:pPr>
+      <w:r>
+        <w:t>¿Qué información consideras importante antes de agendar?</w:t>
+      </w:r>
+    </w:p>
+    <w:tbl>
+      <w:tblPr>
+        <w:tblStyle w:val="Tablaconcuadrcula"/>
+        <w:tblW w:w="0" w:type="auto"/>
+        <w:tblInd w:w="720" w:type="dxa"/>
+        <w:tblLook w:val="04A0" w:firstRow="1" w:lastRow="0" w:firstColumn="1" w:lastColumn="0" w:noHBand="0" w:noVBand="1"/>
+      </w:tblPr>
+      <w:tblGrid>
+        <w:gridCol w:w="2666"/>
+        <w:gridCol w:w="2701"/>
+        <w:gridCol w:w="2741"/>
+      </w:tblGrid>
+      <w:tr>
+        <w:tc>
+          <w:tcPr>
+            <w:tcW w:w="2666" w:type="dxa"/>
+          </w:tcPr>
+          <w:p>
+            <w:pPr>
+              <w:pStyle w:val="Prrafodelista"/>
+              <w:ind w:left="0"/>
+            </w:pPr>
+            <w:r>
+              <w:t>OPCION</w:t>
+            </w:r>
+          </w:p>
+        </w:tc>
+        <w:tc>
+          <w:tcPr>
+            <w:tcW w:w="2701" w:type="dxa"/>
+          </w:tcPr>
+          <w:p>
+            <w:pPr>
+              <w:pStyle w:val="Prrafodelista"/>
+              <w:ind w:left="0"/>
+            </w:pPr>
+            <w:r>
+              <w:t xml:space="preserve">CANTIDAD </w:t>
+            </w:r>
+          </w:p>
+        </w:tc>
+        <w:tc>
+          <w:tcPr>
+            <w:tcW w:w="2741" w:type="dxa"/>
+          </w:tcPr>
+          <w:p>
+            <w:pPr>
+              <w:pStyle w:val="Prrafodelista"/>
+              <w:ind w:left="0"/>
+            </w:pPr>
+            <w:r>
+              <w:t>PORCENTAJE</w:t>
+            </w:r>
+          </w:p>
+        </w:tc>
+      </w:tr>
+      <w:tr>
+        <w:tc>
+          <w:tcPr>
+            <w:tcW w:w="2666" w:type="dxa"/>
+          </w:tcPr>
+          <w:p>
+            <w:pPr>
+              <w:pStyle w:val="Prrafodelista"/>
+              <w:ind w:left="0"/>
+            </w:pPr>
+            <w:r>
+              <w:t>Precio</w:t>
+            </w:r>
+          </w:p>
+        </w:tc>
+        <w:tc>
+          <w:tcPr>
+            <w:tcW w:w="2701" w:type="dxa"/>
+          </w:tcPr>
+          <w:p>
+            <w:pPr>
+              <w:pStyle w:val="Prrafodelista"/>
+              <w:ind w:left="0"/>
+            </w:pPr>
+            <w:r>
+              <w:t>16</w:t>
+            </w:r>
+          </w:p>
+        </w:tc>
+        <w:tc>
+          <w:tcPr>
+            <w:tcW w:w="2741" w:type="dxa"/>
+          </w:tcPr>
+          <w:p>
+            <w:pPr>
+              <w:pStyle w:val="Prrafodelista"/>
+              <w:ind w:left="0"/>
+            </w:pPr>
+            <w:r>
+              <w:t>88.9%</w:t>
+            </w:r>
+          </w:p>
+        </w:tc>
+      </w:tr>
+      <w:tr>
+        <w:tc>
+          <w:tcPr>
+            <w:tcW w:w="2666" w:type="dxa"/>
+          </w:tcPr>
+          <w:p>
+            <w:pPr>
+              <w:pStyle w:val="Prrafodelista"/>
+              <w:ind w:left="0"/>
+            </w:pPr>
+            <w:r>
+              <w:t>Duración del servicio</w:t>
+            </w:r>
+          </w:p>
+        </w:tc>
+        <w:tc>
+          <w:tcPr>
+            <w:tcW w:w="2701" w:type="dxa"/>
+          </w:tcPr>
+          <w:p>
+            <w:pPr>
+              <w:pStyle w:val="Prrafodelista"/>
+              <w:ind w:left="0"/>
+            </w:pPr>
+            <w:r>
+              <w:t>7</w:t>
+            </w:r>
+          </w:p>
+        </w:tc>
+        <w:tc>
+          <w:tcPr>
+            <w:tcW w:w="2741" w:type="dxa"/>
+          </w:tcPr>
+          <w:p>
+            <w:pPr>
+              <w:pStyle w:val="Prrafodelista"/>
+              <w:ind w:left="0"/>
+            </w:pPr>
+            <w:r>
+              <w:t>38.9%</w:t>
+            </w:r>
+          </w:p>
+        </w:tc>
+      </w:tr>
+      <w:tr>
+        <w:tc>
+          <w:tcPr>
+            <w:tcW w:w="2666" w:type="dxa"/>
+          </w:tcPr>
+          <w:p>
+            <w:pPr>
+              <w:pStyle w:val="Prrafodelista"/>
+              <w:ind w:left="0"/>
+            </w:pPr>
+            <w:r>
+              <w:t>Disponibilidad</w:t>
+            </w:r>
+          </w:p>
+        </w:tc>
+        <w:tc>
+          <w:tcPr>
+            <w:tcW w:w="2701" w:type="dxa"/>
+          </w:tcPr>
+          <w:p>
+            <w:pPr>
+              <w:pStyle w:val="Prrafodelista"/>
+              <w:ind w:left="0"/>
+            </w:pPr>
+            <w:r>
+              <w:t>12</w:t>
+            </w:r>
+          </w:p>
+        </w:tc>
+        <w:tc>
+          <w:tcPr>
+            <w:tcW w:w="2741" w:type="dxa"/>
+          </w:tcPr>
+          <w:p>
+            <w:pPr>
+              <w:pStyle w:val="Prrafodelista"/>
+              <w:ind w:left="0"/>
+            </w:pPr>
+            <w:r>
+              <w:t>66.7%</w:t>
+            </w:r>
+          </w:p>
+        </w:tc>
+      </w:tr>
+      <w:tr>
+        <w:trPr>
+          <w:trHeight w:val="447"/>
+        </w:trPr>
+        <w:tc>
+          <w:tcPr>
+            <w:tcW w:w="2666" w:type="dxa"/>
+          </w:tcPr>
+          <w:p>
+            <w:pPr>
+              <w:pStyle w:val="Prrafodelista"/>
+              <w:ind w:left="0"/>
+            </w:pPr>
+            <w:r>
+              <w:t>Descripción del servicio</w:t>
+            </w:r>
+          </w:p>
+        </w:tc>
+        <w:tc>
+          <w:tcPr>
+            <w:tcW w:w="2701" w:type="dxa"/>
+          </w:tcPr>
+          <w:p>
+            <w:pPr>
+              <w:pStyle w:val="Prrafodelista"/>
+              <w:ind w:left="0"/>
+            </w:pPr>
+            <w:r>
+              <w:t>13</w:t>
+            </w:r>
+          </w:p>
+        </w:tc>
+        <w:tc>
+          <w:tcPr>
+            <w:tcW w:w="2741" w:type="dxa"/>
+          </w:tcPr>
+          <w:p>
+            <w:pPr>
+              <w:pStyle w:val="Prrafodelista"/>
+              <w:ind w:left="0"/>
+            </w:pPr>
+            <w:r>
+              <w:t>72.2%</w:t>
+            </w:r>
+          </w:p>
+        </w:tc>
+      </w:tr>
+      <w:tr>
+        <w:tc>
+          <w:tcPr>
+            <w:tcW w:w="2666" w:type="dxa"/>
+          </w:tcPr>
+          <w:p>
+            <w:pPr>
+              <w:pStyle w:val="Prrafodelista"/>
+              <w:ind w:left="0"/>
+            </w:pPr>
+            <w:r>
+              <w:t>Fotos de resultados</w:t>
+            </w:r>
+          </w:p>
+        </w:tc>
+        <w:tc>
+          <w:tcPr>
+            <w:tcW w:w="2701" w:type="dxa"/>
+          </w:tcPr>
+          <w:p>
+            <w:pPr>
+              <w:pStyle w:val="Prrafodelista"/>
+              <w:ind w:left="0"/>
+            </w:pPr>
+            <w:r>
+              <w:t>8</w:t>
+            </w:r>
+          </w:p>
+        </w:tc>
+        <w:tc>
+          <w:tcPr>
+            <w:tcW w:w="2741" w:type="dxa"/>
+          </w:tcPr>
+          <w:p>
+            <w:pPr>
+              <w:pStyle w:val="Prrafodelista"/>
+              <w:ind w:left="0"/>
+            </w:pPr>
+            <w:r>
+              <w:t>44.4%</w:t>
+            </w:r>
+          </w:p>
+        </w:tc>
+      </w:tr>
+    </w:tbl>
+    <w:p>
+      <w:pPr>
+        <w:pStyle w:val="Prrafodelista"/>
+      </w:pPr>
+    </w:p>
+    <w:p>
+      <w:pPr>
+        <w:pStyle w:val="Prrafodelista"/>
+      </w:pPr>
+      <w:r>
+        <w:rPr>
+          <w:noProof/>
+        </w:rPr>
+        <w:drawing>
+          <wp:anchor distT="0" distB="0" distL="114300" distR="114300" simplePos="0" relativeHeight="251661312" behindDoc="0" locked="0" layoutInCell="1" allowOverlap="1" wp14:anchorId="596E560D" wp14:editId="75741A52">
+            <wp:simplePos x="0" y="0"/>
+            <wp:positionH relativeFrom="page">
+              <wp:posOffset>1699895</wp:posOffset>
+            </wp:positionH>
+            <wp:positionV relativeFrom="paragraph">
+              <wp:posOffset>8890</wp:posOffset>
+            </wp:positionV>
+            <wp:extent cx="4476882" cy="2128520"/>
+            <wp:effectExtent l="0" t="0" r="0" b="5080"/>
+            <wp:wrapNone/>
+            <wp:docPr id="1673379588" name="Imagen 8"/>
+            <wp:cNvGraphicFramePr>
+              <a:graphicFrameLocks xmlns:a="http://schemas.openxmlformats.org/drawingml/2006/main" noChangeAspect="1"/>
+            </wp:cNvGraphicFramePr>
+            <a:graphic xmlns:a="http://schemas.openxmlformats.org/drawingml/2006/main">
+              <a:graphicData uri="http://schemas.openxmlformats.org/drawingml/2006/picture">
+                <pic:pic xmlns:pic="http://schemas.openxmlformats.org/drawingml/2006/picture">
+                  <pic:nvPicPr>
+                    <pic:cNvPr id="1673379588" name="Imagen 1673379588"/>
+                    <pic:cNvPicPr/>
+                  </pic:nvPicPr>
+                  <pic:blipFill>
+                    <a:blip r:embed="rId15" cstate="print">
+                      <a:extLst>
+                        <a:ext uri="{28A0092B-C50C-407E-A947-70E740481C1C}">
+                          <a14:useLocalDpi xmlns:a14="http://schemas.microsoft.com/office/drawing/2010/main" val="0"/>
+                        </a:ext>
+                      </a:extLst>
+                    </a:blip>
+                    <a:stretch>
+                      <a:fillRect/>
+                    </a:stretch>
+                  </pic:blipFill>
+                  <pic:spPr>
+                    <a:xfrm>
+                      <a:off x="0" y="0"/>
+                      <a:ext cx="4476882" cy="2128520"/>
+                    </a:xfrm>
+                    <a:prstGeom prst="rect">
+                      <a:avLst/>
+                    </a:prstGeom>
+                  </pic:spPr>
+                </pic:pic>
+              </a:graphicData>
+            </a:graphic>
+            <wp14:sizeRelH relativeFrom="margin">
+              <wp14:pctWidth>0</wp14:pctWidth>
+            </wp14:sizeRelH>
+            <wp14:sizeRelV relativeFrom="margin">
+              <wp14:pctHeight>0</wp14:pctHeight>
+            </wp14:sizeRelV>
+          </wp:anchor>
+        </w:drawing>
+      </w:r>
+    </w:p>
+    <w:p>
+      <w:pPr>
+        <w:pStyle w:val="Prrafodelista"/>
+      </w:pPr>
+    </w:p>
+    <w:p>
+      <w:pPr>
+        <w:pStyle w:val="Prrafodelista"/>
+      </w:pPr>
+    </w:p>
+    <w:p>
+      <w:pPr>
+        <w:pStyle w:val="Prrafodelista"/>
+      </w:pPr>
+    </w:p>
+    <w:p>
+      <w:pPr>
+        <w:pStyle w:val="Prrafodelista"/>
+      </w:pPr>
+    </w:p>
+    <w:p>
+      <w:pPr>
+        <w:pStyle w:val="Prrafodelista"/>
+      </w:pPr>
+    </w:p>
+    <w:p>
+      <w:pPr>
+        <w:pStyle w:val="Prrafodelista"/>
+      </w:pPr>
+    </w:p>
+    <w:p>
+      <w:pPr>
+        <w:pStyle w:val="Prrafodelista"/>
+      </w:pPr>
+    </w:p>
+    <w:p>
+      <w:pPr>
+        <w:pStyle w:val="Prrafodelista"/>
+      </w:pPr>
+    </w:p>
+    <w:p>
+      <w:pPr>
+        <w:pStyle w:val="Prrafodelista"/>
+      </w:pPr>
+    </w:p>
+    <w:p>
+      <w:pPr>
+        <w:pStyle w:val="Prrafodelista"/>
+      </w:pPr>
+    </w:p>
+    <w:p>
+      <w:pPr>
+        <w:pStyle w:val="Prrafodelista"/>
+      </w:pPr>
+    </w:p>
+    <w:p>
+      <w:pPr>
+        <w:pStyle w:val="Default"/>
+        <w:numPr>
+          <w:ilvl w:val="0"/>
+          <w:numId w:val="1"/>
+        </w:numPr>
+      </w:pPr>
+      <w:r>
+        <w:rPr>
+          <w:color w:val="1F1F1F"/>
+          <w:sz w:val="23"/>
+          <w:szCs w:val="23"/>
+        </w:rPr>
+        <w:lastRenderedPageBreak/>
+        <w:t xml:space="preserve">¿Te gustaría recibir recordatorios automáticos de tus citas? </w:t>
+      </w:r>
+    </w:p>
+    <w:p>
+      <w:pPr>
+        <w:pStyle w:val="Prrafodelista"/>
+      </w:pPr>
+    </w:p>
+    <w:tbl>
+      <w:tblPr>
+        <w:tblStyle w:val="Tablaconcuadrcula"/>
+        <w:tblpPr w:leftFromText="141" w:rightFromText="141" w:vertAnchor="text" w:horzAnchor="margin" w:tblpXSpec="center" w:tblpY="-24"/>
+        <w:tblW w:w="0" w:type="auto"/>
+        <w:tblLook w:val="04A0" w:firstRow="1" w:lastRow="0" w:firstColumn="1" w:lastColumn="0" w:noHBand="0" w:noVBand="1"/>
+      </w:tblPr>
+      <w:tblGrid>
+        <w:gridCol w:w="2666"/>
+        <w:gridCol w:w="2701"/>
+        <w:gridCol w:w="2741"/>
+      </w:tblGrid>
+      <w:tr>
+        <w:tc>
+          <w:tcPr>
+            <w:tcW w:w="2666" w:type="dxa"/>
+          </w:tcPr>
+          <w:p>
+            <w:pPr>
+              <w:pStyle w:val="Prrafodelista"/>
+              <w:ind w:left="0"/>
+            </w:pPr>
+            <w:r>
+              <w:t>OPCION</w:t>
+            </w:r>
+          </w:p>
+        </w:tc>
+        <w:tc>
+          <w:tcPr>
+            <w:tcW w:w="2701" w:type="dxa"/>
+          </w:tcPr>
+          <w:p>
+            <w:pPr>
+              <w:pStyle w:val="Prrafodelista"/>
+              <w:ind w:left="0"/>
+            </w:pPr>
+            <w:r>
+              <w:t>CANTIDAD</w:t>
+            </w:r>
+          </w:p>
+        </w:tc>
+        <w:tc>
+          <w:tcPr>
+            <w:tcW w:w="2741" w:type="dxa"/>
+          </w:tcPr>
+          <w:p>
+            <w:pPr>
+              <w:pStyle w:val="Prrafodelista"/>
+              <w:ind w:left="0"/>
+            </w:pPr>
+            <w:r>
+              <w:t>PORCENTAJE</w:t>
+            </w:r>
+          </w:p>
+        </w:tc>
+      </w:tr>
+      <w:tr>
+        <w:tc>
+          <w:tcPr>
+            <w:tcW w:w="2666" w:type="dxa"/>
+          </w:tcPr>
+          <w:p>
+            <w:pPr>
+              <w:pStyle w:val="Prrafodelista"/>
+              <w:ind w:left="0"/>
+            </w:pPr>
+            <w:r>
+              <w:t>SI</w:t>
+            </w:r>
+          </w:p>
+        </w:tc>
+        <w:tc>
+          <w:tcPr>
+            <w:tcW w:w="2701" w:type="dxa"/>
+          </w:tcPr>
+          <w:p>
+            <w:pPr>
+              <w:pStyle w:val="Prrafodelista"/>
+              <w:ind w:left="0"/>
+            </w:pPr>
+            <w:r>
+              <w:t>17</w:t>
+            </w:r>
+          </w:p>
+        </w:tc>
+        <w:tc>
+          <w:tcPr>
+            <w:tcW w:w="2741" w:type="dxa"/>
+          </w:tcPr>
+          <w:p>
+            <w:pPr>
+              <w:pStyle w:val="Prrafodelista"/>
+              <w:ind w:left="0"/>
+            </w:pPr>
+            <w:r>
+              <w:t>94.4%</w:t>
+            </w:r>
+          </w:p>
+        </w:tc>
+      </w:tr>
+      <w:tr>
+        <w:tc>
+          <w:tcPr>
+            <w:tcW w:w="2666" w:type="dxa"/>
+          </w:tcPr>
+          <w:p>
+            <w:pPr>
+              <w:pStyle w:val="Prrafodelista"/>
+              <w:ind w:left="0"/>
+            </w:pPr>
+            <w:r>
+              <w:t>NO</w:t>
+            </w:r>
+          </w:p>
+        </w:tc>
+        <w:tc>
+          <w:tcPr>
+            <w:tcW w:w="2701" w:type="dxa"/>
+          </w:tcPr>
+          <w:p>
+            <w:pPr>
+              <w:pStyle w:val="Prrafodelista"/>
+              <w:ind w:left="0"/>
+            </w:pPr>
+            <w:r>
+              <w:t>1</w:t>
+            </w:r>
+          </w:p>
+        </w:tc>
+        <w:tc>
+          <w:tcPr>
+            <w:tcW w:w="2741" w:type="dxa"/>
+          </w:tcPr>
+          <w:p>
+            <w:pPr>
+              <w:pStyle w:val="Prrafodelista"/>
+              <w:ind w:left="0"/>
+            </w:pPr>
+            <w:r>
+              <w:t>5.6%</w:t>
+            </w:r>
+          </w:p>
+        </w:tc>
+      </w:tr>
+    </w:tbl>
+    <w:p>
+      <w:pPr>
+        <w:pStyle w:val="Prrafodelista"/>
+      </w:pPr>
+    </w:p>
+    <w:p>
+      <w:pPr>
+        <w:pStyle w:val="Prrafodelista"/>
+      </w:pPr>
+      <w:r>
+        <w:rPr>
+          <w:noProof/>
+        </w:rPr>
+        <w:drawing>
+          <wp:inline distT="0" distB="0" distL="0" distR="0" wp14:anchorId="377447F4" wp14:editId="27A80FD5">
+            <wp:extent cx="3784600" cy="1592547"/>
+            <wp:effectExtent l="0" t="0" r="6350" b="8255"/>
+            <wp:docPr id="1761647547" name="Imagen 9"/>
+            <wp:cNvGraphicFramePr>
+              <a:graphicFrameLocks xmlns:a="http://schemas.openxmlformats.org/drawingml/2006/main" noChangeAspect="1"/>
+            </wp:cNvGraphicFramePr>
+            <a:graphic xmlns:a="http://schemas.openxmlformats.org/drawingml/2006/main">
+              <a:graphicData uri="http://schemas.openxmlformats.org/drawingml/2006/picture">
+                <pic:pic xmlns:pic="http://schemas.openxmlformats.org/drawingml/2006/picture">
+                  <pic:nvPicPr>
+                    <pic:cNvPr id="1761647547" name="Imagen 1761647547"/>
+                    <pic:cNvPicPr/>
+                  </pic:nvPicPr>
+                  <pic:blipFill>
+                    <a:blip r:embed="rId16" cstate="print">
+                      <a:extLst>
+                        <a:ext uri="{28A0092B-C50C-407E-A947-70E740481C1C}">
+                          <a14:useLocalDpi xmlns:a14="http://schemas.microsoft.com/office/drawing/2010/main" val="0"/>
+                        </a:ext>
+                      </a:extLst>
+                    </a:blip>
+                    <a:stretch>
+                      <a:fillRect/>
+                    </a:stretch>
+                  </pic:blipFill>
+                  <pic:spPr>
+                    <a:xfrm>
+                      <a:off x="0" y="0"/>
+                      <a:ext cx="3789431" cy="1594580"/>
+                    </a:xfrm>
+                    <a:prstGeom prst="rect">
+                      <a:avLst/>
+                    </a:prstGeom>
+                  </pic:spPr>
+                </pic:pic>
+              </a:graphicData>
+            </a:graphic>
+          </wp:inline>
+        </w:drawing>
+      </w:r>
+    </w:p>
+    <w:p>
+      <w:pPr>
+        <w:pStyle w:val="Prrafodelista"/>
+      </w:pPr>
+    </w:p>
+    <w:p>
+      <w:pPr>
+        <w:pStyle w:val="Prrafodelista"/>
+        <w:numPr>
+          <w:ilvl w:val="0"/>
+          <w:numId w:val="1"/>
+        </w:numPr>
+      </w:pPr>
+      <w:r>
+        <w:t>¿Qué tan importante es para ti poder ver horarios disponibles en tiempo real?</w:t>
+      </w:r>
+    </w:p>
+    <w:p>
+      <w:pPr>
+        <w:pStyle w:val="Prrafodelista"/>
+      </w:pPr>
+    </w:p>
+    <w:tbl>
+      <w:tblPr>
+        <w:tblStyle w:val="Tablaconcuadrcula"/>
+        <w:tblW w:w="0" w:type="auto"/>
+        <w:tblInd w:w="720" w:type="dxa"/>
+        <w:tblLook w:val="04A0" w:firstRow="1" w:lastRow="0" w:firstColumn="1" w:lastColumn="0" w:noHBand="0" w:noVBand="1"/>
+      </w:tblPr>
+      <w:tblGrid>
+        <w:gridCol w:w="2666"/>
+        <w:gridCol w:w="2701"/>
+        <w:gridCol w:w="2741"/>
+      </w:tblGrid>
+      <w:tr>
+        <w:tc>
+          <w:tcPr>
+            <w:tcW w:w="2666" w:type="dxa"/>
+          </w:tcPr>
+          <w:p>
+            <w:pPr>
+              <w:pStyle w:val="Prrafodelista"/>
+              <w:ind w:left="0"/>
+            </w:pPr>
+            <w:r>
+              <w:t xml:space="preserve">OPCION </w:t>
+            </w:r>
+          </w:p>
+        </w:tc>
+        <w:tc>
+          <w:tcPr>
+            <w:tcW w:w="2701" w:type="dxa"/>
+          </w:tcPr>
+          <w:p>
+            <w:pPr>
+              <w:pStyle w:val="Prrafodelista"/>
+              <w:ind w:left="0"/>
+            </w:pPr>
+            <w:r>
+              <w:t>CANTIDAD</w:t>
+            </w:r>
+          </w:p>
+        </w:tc>
+        <w:tc>
+          <w:tcPr>
+            <w:tcW w:w="2741" w:type="dxa"/>
+          </w:tcPr>
+          <w:p>
+            <w:pPr>
+              <w:pStyle w:val="Prrafodelista"/>
+              <w:ind w:left="0"/>
+            </w:pPr>
+            <w:r>
+              <w:t>PORCENTAJE</w:t>
+            </w:r>
+          </w:p>
+        </w:tc>
+      </w:tr>
+      <w:tr>
+        <w:tc>
+          <w:tcPr>
+            <w:tcW w:w="2666" w:type="dxa"/>
+          </w:tcPr>
+          <w:p>
+            <w:pPr>
+              <w:pStyle w:val="Prrafodelista"/>
+              <w:ind w:left="0"/>
+            </w:pPr>
+            <w:r>
+              <w:t>Muy importante</w:t>
+            </w:r>
+          </w:p>
+        </w:tc>
+        <w:tc>
+          <w:tcPr>
+            <w:tcW w:w="2701" w:type="dxa"/>
+          </w:tcPr>
+          <w:p>
+            <w:pPr>
+              <w:pStyle w:val="Prrafodelista"/>
+              <w:ind w:left="0"/>
+            </w:pPr>
+            <w:r>
+              <w:t>13</w:t>
+            </w:r>
+          </w:p>
+        </w:tc>
+        <w:tc>
+          <w:tcPr>
+            <w:tcW w:w="2741" w:type="dxa"/>
+          </w:tcPr>
+          <w:p>
+            <w:pPr>
+              <w:pStyle w:val="Prrafodelista"/>
+              <w:ind w:left="0"/>
+            </w:pPr>
+            <w:r>
+              <w:t>72.2%</w:t>
+            </w:r>
+          </w:p>
+        </w:tc>
+      </w:tr>
+      <w:tr>
+        <w:tc>
+          <w:tcPr>
+            <w:tcW w:w="2666" w:type="dxa"/>
+          </w:tcPr>
+          <w:p>
+            <w:pPr>
+              <w:pStyle w:val="Prrafodelista"/>
+              <w:ind w:left="0"/>
+            </w:pPr>
+            <w:r>
+              <w:t>Importante</w:t>
+            </w:r>
+          </w:p>
+        </w:tc>
+        <w:tc>
+          <w:tcPr>
+            <w:tcW w:w="2701" w:type="dxa"/>
+          </w:tcPr>
+          <w:p>
+            <w:pPr>
+              <w:pStyle w:val="Prrafodelista"/>
+              <w:ind w:left="0"/>
+            </w:pPr>
+            <w:r>
+              <w:t>5</w:t>
+            </w:r>
+          </w:p>
+        </w:tc>
+        <w:tc>
+          <w:tcPr>
+            <w:tcW w:w="2741" w:type="dxa"/>
+          </w:tcPr>
+          <w:p>
+            <w:pPr>
+              <w:pStyle w:val="Prrafodelista"/>
+              <w:ind w:left="0"/>
+            </w:pPr>
+            <w:r>
+              <w:t>27.8%</w:t>
+            </w:r>
+          </w:p>
+        </w:tc>
+      </w:tr>
+      <w:tr>
+        <w:tc>
+          <w:tcPr>
+            <w:tcW w:w="2666" w:type="dxa"/>
+          </w:tcPr>
+          <w:p>
+            <w:pPr>
+              <w:pStyle w:val="Prrafodelista"/>
+              <w:ind w:left="0"/>
+            </w:pPr>
+            <w:r>
+              <w:t>Poco importante</w:t>
+            </w:r>
+          </w:p>
+        </w:tc>
+        <w:tc>
+          <w:tcPr>
+            <w:tcW w:w="2701" w:type="dxa"/>
+          </w:tcPr>
+          <w:p>
+            <w:pPr>
+              <w:pStyle w:val="Prrafodelista"/>
+              <w:ind w:left="0"/>
+            </w:pPr>
+            <w:r>
+              <w:t>0</w:t>
+            </w:r>
+          </w:p>
+        </w:tc>
+        <w:tc>
+          <w:tcPr>
+            <w:tcW w:w="2741" w:type="dxa"/>
+          </w:tcPr>
+          <w:p>
+            <w:pPr>
+              <w:pStyle w:val="Prrafodelista"/>
+              <w:ind w:left="0"/>
+            </w:pPr>
+            <w:r>
+              <w:t>0%</w:t>
+            </w:r>
+          </w:p>
+        </w:tc>
+      </w:tr>
+      <w:tr>
+        <w:tc>
+          <w:tcPr>
+            <w:tcW w:w="2666" w:type="dxa"/>
+          </w:tcPr>
+          <w:p>
+            <w:pPr>
+              <w:pStyle w:val="Prrafodelista"/>
+              <w:ind w:left="0"/>
+            </w:pPr>
+            <w:r>
+              <w:t>Nada importante</w:t>
+            </w:r>
+          </w:p>
+        </w:tc>
+        <w:tc>
+          <w:tcPr>
+            <w:tcW w:w="2701" w:type="dxa"/>
+          </w:tcPr>
+          <w:p>
+            <w:pPr>
+              <w:pStyle w:val="Prrafodelista"/>
+              <w:ind w:left="0"/>
+            </w:pPr>
+            <w:r>
+              <w:t>0</w:t>
+            </w:r>
+          </w:p>
+        </w:tc>
+        <w:tc>
+          <w:tcPr>
+            <w:tcW w:w="2741" w:type="dxa"/>
+          </w:tcPr>
+          <w:p>
+            <w:pPr>
+              <w:pStyle w:val="Prrafodelista"/>
+              <w:ind w:left="0"/>
+            </w:pPr>
+            <w:r>
+              <w:t>0%</w:t>
+            </w:r>
+          </w:p>
+        </w:tc>
+      </w:tr>
+    </w:tbl>
+    <w:p>
+      <w:pPr>
+        <w:pStyle w:val="Prrafodelista"/>
+      </w:pPr>
+      <w:r>
+        <w:rPr>
+          <w:noProof/>
+        </w:rPr>
+        <w:drawing>
+          <wp:anchor distT="0" distB="0" distL="114300" distR="114300" simplePos="0" relativeHeight="251662336" behindDoc="0" locked="0" layoutInCell="1" allowOverlap="1" wp14:anchorId="54586377" wp14:editId="06E2035F">
+            <wp:simplePos x="0" y="0"/>
+            <wp:positionH relativeFrom="column">
+              <wp:posOffset>628015</wp:posOffset>
+            </wp:positionH>
+            <wp:positionV relativeFrom="paragraph">
+              <wp:posOffset>118110</wp:posOffset>
+            </wp:positionV>
+            <wp:extent cx="4721225" cy="1954925"/>
+            <wp:effectExtent l="0" t="0" r="3175" b="7620"/>
+            <wp:wrapNone/>
+            <wp:docPr id="357712213" name="Imagen 10"/>
+            <wp:cNvGraphicFramePr>
+              <a:graphicFrameLocks xmlns:a="http://schemas.openxmlformats.org/drawingml/2006/main" noChangeAspect="1"/>
+            </wp:cNvGraphicFramePr>
+            <a:graphic xmlns:a="http://schemas.openxmlformats.org/drawingml/2006/main">
+              <a:graphicData uri="http://schemas.openxmlformats.org/drawingml/2006/picture">
+                <pic:pic xmlns:pic="http://schemas.openxmlformats.org/drawingml/2006/picture">
+                  <pic:nvPicPr>
+                    <pic:cNvPr id="357712213" name="Imagen 357712213"/>
+                    <pic:cNvPicPr/>
+                  </pic:nvPicPr>
+                  <pic:blipFill>
+                    <a:blip r:embed="rId17" cstate="print">
+                      <a:extLst>
+                        <a:ext uri="{28A0092B-C50C-407E-A947-70E740481C1C}">
+                          <a14:useLocalDpi xmlns:a14="http://schemas.microsoft.com/office/drawing/2010/main" val="0"/>
+                        </a:ext>
+                      </a:extLst>
+                    </a:blip>
+                    <a:stretch>
+                      <a:fillRect/>
+                    </a:stretch>
+                  </pic:blipFill>
+                  <pic:spPr>
+                    <a:xfrm>
+                      <a:off x="0" y="0"/>
+                      <a:ext cx="4721225" cy="1954925"/>
+                    </a:xfrm>
+                    <a:prstGeom prst="rect">
+                      <a:avLst/>
+                    </a:prstGeom>
+                  </pic:spPr>
+                </pic:pic>
+              </a:graphicData>
+            </a:graphic>
+          </wp:anchor>
+        </w:drawing>
+      </w:r>
+    </w:p>
+    <w:p>
+      <w:pPr>
+        <w:pStyle w:val="Prrafodelista"/>
+      </w:pPr>
+    </w:p>
+    <w:p>
+      <w:pPr>
+        <w:pStyle w:val="Prrafodelista"/>
+      </w:pPr>
+    </w:p>
+    <w:p>
+      <w:pPr>
+        <w:pStyle w:val="Prrafodelista"/>
+      </w:pPr>
+    </w:p>
+    <w:p>
+      <w:pPr>
+        <w:pStyle w:val="Prrafodelista"/>
+      </w:pPr>
+    </w:p>
+    <w:p>
+      <w:pPr>
+        <w:pStyle w:val="Prrafodelista"/>
+      </w:pPr>
+    </w:p>
+    <w:p>
+      <w:pPr>
+        <w:pStyle w:val="Prrafodelista"/>
+      </w:pPr>
+    </w:p>
+    <w:p>
+      <w:pPr>
+        <w:pStyle w:val="Prrafodelista"/>
+      </w:pPr>
+    </w:p>
+    <w:p>
+      <w:pPr>
+        <w:pStyle w:val="Prrafodelista"/>
+      </w:pPr>
+    </w:p>
+    <w:p>
+      <w:pPr>
+        <w:pStyle w:val="Prrafodelista"/>
+      </w:pPr>
+    </w:p>
+    <w:p>
+      <w:pPr>
+        <w:pStyle w:val="Prrafodelista"/>
+      </w:pPr>
+    </w:p>
+    <w:p>
+      <w:pPr>
+        <w:pStyle w:val="Prrafodelista"/>
+      </w:pPr>
+    </w:p>
+    <w:p>
+      <w:pPr>
+        <w:pStyle w:val="Prrafodelista"/>
+      </w:pPr>
+    </w:p>
+    <w:p>
+      <w:pPr>
+        <w:pStyle w:val="Prrafodelista"/>
+      </w:pPr>
+    </w:p>
+    <w:p>
+      <w:pPr>
+        <w:pStyle w:val="Prrafodelista"/>
+      </w:pPr>
+    </w:p>
+    <w:p>
+      <w:pPr>
+        <w:pStyle w:val="Prrafodelista"/>
+      </w:pPr>
+    </w:p>
+    <w:p>
+      <w:pPr>
+        <w:pStyle w:val="Prrafodelista"/>
+      </w:pPr>
+    </w:p>
+    <w:p>
+      <w:pPr>
+        <w:pStyle w:val="Prrafodelista"/>
+      </w:pPr>
+    </w:p>
+    <w:p>
+      <w:pPr>
+        <w:pStyle w:val="Prrafodelista"/>
+        <w:numPr>
+          <w:ilvl w:val="0"/>
+          <w:numId w:val="1"/>
+        </w:numPr>
+      </w:pPr>
+      <w:r>
+        <w:t xml:space="preserve">¿Qué tan fácil te parecería usar un aplicativo web para agendar citas? </w:t>
+      </w:r>
+    </w:p>
+    <w:p>
+      <w:pPr>
+        <w:pStyle w:val="Prrafodelista"/>
+      </w:pPr>
+    </w:p>
+    <w:tbl>
+      <w:tblPr>
+        <w:tblStyle w:val="Tablaconcuadrcula"/>
+        <w:tblW w:w="0" w:type="auto"/>
+        <w:tblInd w:w="720" w:type="dxa"/>
+        <w:tblLook w:val="04A0" w:firstRow="1" w:lastRow="0" w:firstColumn="1" w:lastColumn="0" w:noHBand="0" w:noVBand="1"/>
+      </w:tblPr>
+      <w:tblGrid>
+        <w:gridCol w:w="2666"/>
+        <w:gridCol w:w="2701"/>
+        <w:gridCol w:w="2741"/>
+      </w:tblGrid>
+      <w:tr>
+        <w:tc>
+          <w:tcPr>
+            <w:tcW w:w="2666" w:type="dxa"/>
+          </w:tcPr>
+          <w:p>
+            <w:pPr>
+              <w:pStyle w:val="Prrafodelista"/>
+              <w:ind w:left="0"/>
+            </w:pPr>
+            <w:r>
+              <w:t>OPCION</w:t>
+            </w:r>
+          </w:p>
+        </w:tc>
+        <w:tc>
+          <w:tcPr>
+            <w:tcW w:w="2701" w:type="dxa"/>
+          </w:tcPr>
+          <w:p>
+            <w:pPr>
+              <w:pStyle w:val="Prrafodelista"/>
+              <w:ind w:left="0"/>
+            </w:pPr>
+            <w:r>
+              <w:t xml:space="preserve">CANTIDAD </w:t>
+            </w:r>
+          </w:p>
+        </w:tc>
+        <w:tc>
+          <w:tcPr>
+            <w:tcW w:w="2741" w:type="dxa"/>
+          </w:tcPr>
+          <w:p>
+            <w:pPr>
+              <w:pStyle w:val="Prrafodelista"/>
+              <w:ind w:left="0"/>
+            </w:pPr>
+            <w:r>
+              <w:t>PORCENTAJE</w:t>
+            </w:r>
+          </w:p>
+        </w:tc>
+      </w:tr>
+      <w:tr>
+        <w:tc>
+          <w:tcPr>
+            <w:tcW w:w="2666" w:type="dxa"/>
+          </w:tcPr>
+          <w:p>
+            <w:pPr>
+              <w:pStyle w:val="Prrafodelista"/>
+              <w:ind w:left="0"/>
+            </w:pPr>
+            <w:r>
+              <w:t xml:space="preserve">Muy </w:t>
+            </w:r>
+            <w:proofErr w:type="spellStart"/>
+            <w:r>
+              <w:t>facil</w:t>
+            </w:r>
+            <w:proofErr w:type="spellEnd"/>
+          </w:p>
+        </w:tc>
+        <w:tc>
+          <w:tcPr>
+            <w:tcW w:w="2701" w:type="dxa"/>
+          </w:tcPr>
+          <w:p>
+            <w:pPr>
+              <w:pStyle w:val="Prrafodelista"/>
+              <w:ind w:left="0"/>
+            </w:pPr>
+            <w:r>
+              <w:t>9</w:t>
+            </w:r>
+          </w:p>
+        </w:tc>
+        <w:tc>
+          <w:tcPr>
+            <w:tcW w:w="2741" w:type="dxa"/>
+          </w:tcPr>
+          <w:p>
+            <w:pPr>
+              <w:pStyle w:val="Prrafodelista"/>
+              <w:ind w:left="0"/>
+            </w:pPr>
+            <w:r>
+              <w:t>50%</w:t>
+            </w:r>
+          </w:p>
+        </w:tc>
+      </w:tr>
+      <w:tr>
+        <w:tc>
+          <w:tcPr>
+            <w:tcW w:w="2666" w:type="dxa"/>
+          </w:tcPr>
+          <w:p>
+            <w:pPr>
+              <w:pStyle w:val="Prrafodelista"/>
+              <w:ind w:left="0"/>
+            </w:pPr>
+            <w:proofErr w:type="spellStart"/>
+            <w:r>
+              <w:t>Facil</w:t>
+            </w:r>
+            <w:proofErr w:type="spellEnd"/>
+          </w:p>
+        </w:tc>
+        <w:tc>
+          <w:tcPr>
+            <w:tcW w:w="2701" w:type="dxa"/>
+          </w:tcPr>
+          <w:p>
+            <w:pPr>
+              <w:pStyle w:val="Prrafodelista"/>
+              <w:ind w:left="0"/>
+            </w:pPr>
+            <w:r>
+              <w:t>8</w:t>
+            </w:r>
+          </w:p>
+        </w:tc>
+        <w:tc>
+          <w:tcPr>
+            <w:tcW w:w="2741" w:type="dxa"/>
+          </w:tcPr>
+          <w:p>
+            <w:pPr>
+              <w:pStyle w:val="Prrafodelista"/>
+              <w:ind w:left="0"/>
+            </w:pPr>
+            <w:r>
+              <w:t>44.4%</w:t>
+            </w:r>
+          </w:p>
+        </w:tc>
+      </w:tr>
+      <w:tr>
+        <w:tc>
+          <w:tcPr>
+            <w:tcW w:w="2666" w:type="dxa"/>
+          </w:tcPr>
+          <w:p>
+            <w:pPr>
+              <w:pStyle w:val="Prrafodelista"/>
+              <w:ind w:left="0"/>
+            </w:pPr>
+            <w:r>
+              <w:t>Difícil</w:t>
+            </w:r>
+          </w:p>
+        </w:tc>
+        <w:tc>
+          <w:tcPr>
+            <w:tcW w:w="2701" w:type="dxa"/>
+          </w:tcPr>
+          <w:p>
+            <w:pPr>
+              <w:pStyle w:val="Prrafodelista"/>
+              <w:ind w:left="0"/>
+            </w:pPr>
+            <w:r>
+              <w:t>1</w:t>
+            </w:r>
+          </w:p>
+        </w:tc>
+        <w:tc>
+          <w:tcPr>
+            <w:tcW w:w="2741" w:type="dxa"/>
+          </w:tcPr>
+          <w:p>
+            <w:pPr>
+              <w:pStyle w:val="Prrafodelista"/>
+              <w:ind w:left="0"/>
+            </w:pPr>
+            <w:r>
+              <w:t>5.6%</w:t>
+            </w:r>
+          </w:p>
+        </w:tc>
+      </w:tr>
+      <w:tr>
+        <w:tc>
+          <w:tcPr>
+            <w:tcW w:w="2666" w:type="dxa"/>
+          </w:tcPr>
+          <w:p>
+            <w:pPr>
+              <w:pStyle w:val="Prrafodelista"/>
+              <w:ind w:left="0"/>
+            </w:pPr>
+            <w:r>
+              <w:t>Muy difícil</w:t>
+            </w:r>
+          </w:p>
+        </w:tc>
+        <w:tc>
+          <w:tcPr>
+            <w:tcW w:w="2701" w:type="dxa"/>
+          </w:tcPr>
+          <w:p>
+            <w:pPr>
+              <w:pStyle w:val="Prrafodelista"/>
+              <w:ind w:left="0"/>
+            </w:pPr>
+            <w:r>
+              <w:t>0</w:t>
+            </w:r>
+          </w:p>
+        </w:tc>
+        <w:tc>
+          <w:tcPr>
+            <w:tcW w:w="2741" w:type="dxa"/>
+          </w:tcPr>
+          <w:p>
+            <w:pPr>
+              <w:pStyle w:val="Prrafodelista"/>
+              <w:ind w:left="0"/>
+            </w:pPr>
+            <w:r>
+              <w:t>0%</w:t>
+            </w:r>
+          </w:p>
+        </w:tc>
+      </w:tr>
+    </w:tbl>
+    <w:p>
+      <w:pPr>
+        <w:pStyle w:val="Prrafodelista"/>
+      </w:pPr>
+    </w:p>
+    <w:p>
+      <w:pPr>
+        <w:pStyle w:val="Prrafodelista"/>
+      </w:pPr>
+      <w:r>
+        <w:rPr>
+          <w:noProof/>
+        </w:rPr>
+        <w:drawing>
+          <wp:anchor distT="0" distB="0" distL="114300" distR="114300" simplePos="0" relativeHeight="251663360" behindDoc="0" locked="0" layoutInCell="1" allowOverlap="1" wp14:anchorId="37C0E4DF" wp14:editId="2AB1ED1C">
+            <wp:simplePos x="0" y="0"/>
+            <wp:positionH relativeFrom="margin">
+              <wp:align>center</wp:align>
+            </wp:positionH>
+            <wp:positionV relativeFrom="paragraph">
+              <wp:posOffset>5080</wp:posOffset>
+            </wp:positionV>
+            <wp:extent cx="4272280" cy="1797761"/>
+            <wp:effectExtent l="0" t="0" r="0" b="0"/>
+            <wp:wrapNone/>
+            <wp:docPr id="734758647" name="Imagen 11"/>
+            <wp:cNvGraphicFramePr>
+              <a:graphicFrameLocks xmlns:a="http://schemas.openxmlformats.org/drawingml/2006/main" noChangeAspect="1"/>
+            </wp:cNvGraphicFramePr>
+            <a:graphic xmlns:a="http://schemas.openxmlformats.org/drawingml/2006/main">
+              <a:graphicData uri="http://schemas.openxmlformats.org/drawingml/2006/picture">
+                <pic:pic xmlns:pic="http://schemas.openxmlformats.org/drawingml/2006/picture">
+                  <pic:nvPicPr>
+                    <pic:cNvPr id="734758647" name="Imagen 734758647"/>
+                    <pic:cNvPicPr/>
+                  </pic:nvPicPr>
+                  <pic:blipFill>
+                    <a:blip r:embed="rId18" cstate="print">
+                      <a:extLst>
+                        <a:ext uri="{28A0092B-C50C-407E-A947-70E740481C1C}">
+                          <a14:useLocalDpi xmlns:a14="http://schemas.microsoft.com/office/drawing/2010/main" val="0"/>
+                        </a:ext>
+                      </a:extLst>
+                    </a:blip>
+                    <a:stretch>
+                      <a:fillRect/>
+                    </a:stretch>
+                  </pic:blipFill>
+                  <pic:spPr>
+                    <a:xfrm>
+                      <a:off x="0" y="0"/>
+                      <a:ext cx="4272280" cy="1797761"/>
+                    </a:xfrm>
+                    <a:prstGeom prst="rect">
+                      <a:avLst/>
+                    </a:prstGeom>
+                  </pic:spPr>
+                </pic:pic>
+              </a:graphicData>
+            </a:graphic>
+            <wp14:sizeRelH relativeFrom="margin">
+              <wp14:pctWidth>0</wp14:pctWidth>
+            </wp14:sizeRelH>
+            <wp14:sizeRelV relativeFrom="margin">
+              <wp14:pctHeight>0</wp14:pctHeight>
+            </wp14:sizeRelV>
+          </wp:anchor>
+        </w:drawing>
+      </w:r>
+    </w:p>
+    <w:p>
+      <w:pPr>
+        <w:pStyle w:val="Prrafodelista"/>
+      </w:pPr>
+    </w:p>
+    <w:p>
+      <w:pPr>
+        <w:pStyle w:val="Prrafodelista"/>
+      </w:pPr>
+    </w:p>
+    <w:p>
+      <w:pPr>
+        <w:pStyle w:val="Prrafodelista"/>
+      </w:pPr>
+    </w:p>
+    <w:p>
+      <w:pPr>
+        <w:pStyle w:val="Prrafodelista"/>
+      </w:pPr>
+    </w:p>
+    <w:p>
+      <w:pPr>
+        <w:pStyle w:val="Prrafodelista"/>
+      </w:pPr>
+    </w:p>
+    <w:p>
+      <w:pPr>
+        <w:pStyle w:val="Prrafodelista"/>
+      </w:pPr>
+    </w:p>
+    <w:p>
+      <w:pPr>
+        <w:pStyle w:val="Prrafodelista"/>
+      </w:pPr>
+    </w:p>
+    <w:p>
+      <w:pPr>
+        <w:pStyle w:val="Prrafodelista"/>
+      </w:pPr>
+    </w:p>
+    <w:p>
+      <w:pPr>
+        <w:pStyle w:val="Prrafodelista"/>
+        <w:numPr>
+          <w:ilvl w:val="0"/>
+          <w:numId w:val="1"/>
+        </w:numPr>
+      </w:pPr>
+      <w:r>
+        <w:t xml:space="preserve">¿Calificarías útil una plataforma como GLOW GIRL? </w:t>
+      </w:r>
+    </w:p>
+    <w:tbl>
+      <w:tblPr>
+        <w:tblStyle w:val="Tablaconcuadrcula"/>
+        <w:tblpPr w:leftFromText="141" w:rightFromText="141" w:vertAnchor="text" w:horzAnchor="margin" w:tblpXSpec="center" w:tblpY="-24"/>
+        <w:tblW w:w="0" w:type="auto"/>
+        <w:tblLook w:val="04A0" w:firstRow="1" w:lastRow="0" w:firstColumn="1" w:lastColumn="0" w:noHBand="0" w:noVBand="1"/>
+      </w:tblPr>
+      <w:tblGrid>
+        <w:gridCol w:w="2666"/>
+        <w:gridCol w:w="2701"/>
+        <w:gridCol w:w="2741"/>
+      </w:tblGrid>
+      <w:tr>
+        <w:tc>
+          <w:tcPr>
+            <w:tcW w:w="2666" w:type="dxa"/>
+          </w:tcPr>
+          <w:p>
+            <w:pPr>
+              <w:pStyle w:val="Prrafodelista"/>
+              <w:ind w:left="0"/>
+            </w:pPr>
+            <w:r>
+              <w:t>OPCION</w:t>
+            </w:r>
+          </w:p>
+        </w:tc>
+        <w:tc>
+          <w:tcPr>
+            <w:tcW w:w="2701" w:type="dxa"/>
+          </w:tcPr>
+          <w:p>
+            <w:pPr>
+              <w:pStyle w:val="Prrafodelista"/>
+              <w:ind w:left="0"/>
+            </w:pPr>
+            <w:r>
+              <w:t>CANTIDAD</w:t>
+            </w:r>
+          </w:p>
+        </w:tc>
+        <w:tc>
+          <w:tcPr>
+            <w:tcW w:w="2741" w:type="dxa"/>
+          </w:tcPr>
+          <w:p>
+            <w:pPr>
+              <w:pStyle w:val="Prrafodelista"/>
+              <w:ind w:left="0"/>
+            </w:pPr>
+            <w:r>
+              <w:t>PORCENTAJE</w:t>
+            </w:r>
+          </w:p>
+        </w:tc>
+      </w:tr>
+      <w:tr>
+        <w:tc>
+          <w:tcPr>
+            <w:tcW w:w="2666" w:type="dxa"/>
+          </w:tcPr>
+          <w:p>
+            <w:pPr>
+              <w:pStyle w:val="Prrafodelista"/>
+              <w:ind w:left="0"/>
+            </w:pPr>
+            <w:r>
+              <w:t>SI</w:t>
+            </w:r>
+          </w:p>
+        </w:tc>
+        <w:tc>
+          <w:tcPr>
+            <w:tcW w:w="2701" w:type="dxa"/>
+          </w:tcPr>
+          <w:p>
+            <w:pPr>
+              <w:pStyle w:val="Prrafodelista"/>
+              <w:ind w:left="0"/>
+            </w:pPr>
+            <w:r>
+              <w:t>18</w:t>
+            </w:r>
+          </w:p>
+        </w:tc>
+        <w:tc>
+          <w:tcPr>
+            <w:tcW w:w="2741" w:type="dxa"/>
+          </w:tcPr>
+          <w:p>
+            <w:pPr>
+              <w:pStyle w:val="Prrafodelista"/>
+              <w:ind w:left="0"/>
+            </w:pPr>
+            <w:r>
+              <w:t>100%</w:t>
+            </w:r>
+          </w:p>
+        </w:tc>
+      </w:tr>
+      <w:tr>
+        <w:tc>
+          <w:tcPr>
+            <w:tcW w:w="2666" w:type="dxa"/>
+          </w:tcPr>
+          <w:p>
+            <w:pPr>
+              <w:pStyle w:val="Prrafodelista"/>
+              <w:ind w:left="0"/>
+            </w:pPr>
+            <w:r>
+              <w:t>NO</w:t>
+            </w:r>
+          </w:p>
+        </w:tc>
+        <w:tc>
+          <w:tcPr>
+            <w:tcW w:w="2701" w:type="dxa"/>
+          </w:tcPr>
+          <w:p>
+            <w:pPr>
+              <w:pStyle w:val="Prrafodelista"/>
+              <w:ind w:left="0"/>
+            </w:pPr>
+            <w:r>
+              <w:t>0</w:t>
+            </w:r>
+          </w:p>
+        </w:tc>
+        <w:tc>
+          <w:tcPr>
+            <w:tcW w:w="2741" w:type="dxa"/>
+          </w:tcPr>
+          <w:p>
+            <w:pPr>
+              <w:pStyle w:val="Prrafodelista"/>
+              <w:ind w:left="0"/>
+            </w:pPr>
+            <w:r>
+              <w:t>0%</w:t>
+            </w:r>
+          </w:p>
+        </w:tc>
+      </w:tr>
+    </w:tbl>
+    <w:p>
+      <w:pPr>
+        <w:pStyle w:val="Prrafodelista"/>
+      </w:pPr>
+    </w:p>
+    <w:p>
+      <w:pPr>
+        <w:pStyle w:val="Prrafodelista"/>
+      </w:pPr>
+      <w:r>
+        <w:rPr>
+          <w:noProof/>
+        </w:rPr>
+        <w:drawing>
+          <wp:inline distT="0" distB="0" distL="0" distR="0" wp14:anchorId="075E86F5" wp14:editId="158F04A5">
+            <wp:extent cx="4406900" cy="1854407"/>
+            <wp:effectExtent l="0" t="0" r="0" b="0"/>
+            <wp:docPr id="125442997" name="Imagen 12"/>
+            <wp:cNvGraphicFramePr>
+              <a:graphicFrameLocks xmlns:a="http://schemas.openxmlformats.org/drawingml/2006/main" noChangeAspect="1"/>
+            </wp:cNvGraphicFramePr>
+            <a:graphic xmlns:a="http://schemas.openxmlformats.org/drawingml/2006/main">
+              <a:graphicData uri="http://schemas.openxmlformats.org/drawingml/2006/picture">
+                <pic:pic xmlns:pic="http://schemas.openxmlformats.org/drawingml/2006/picture">
+                  <pic:nvPicPr>
+                    <pic:cNvPr id="125442997" name="Imagen 125442997"/>
+                    <pic:cNvPicPr/>
+                  </pic:nvPicPr>
+                  <pic:blipFill>
+                    <a:blip r:embed="rId19" cstate="print">
+                      <a:extLst>
+                        <a:ext uri="{28A0092B-C50C-407E-A947-70E740481C1C}">
+                          <a14:useLocalDpi xmlns:a14="http://schemas.microsoft.com/office/drawing/2010/main" val="0"/>
+                        </a:ext>
+                      </a:extLst>
+                    </a:blip>
+                    <a:stretch>
+                      <a:fillRect/>
+                    </a:stretch>
+                  </pic:blipFill>
+                  <pic:spPr>
+                    <a:xfrm>
+                      <a:off x="0" y="0"/>
+                      <a:ext cx="4419915" cy="1859884"/>
+                    </a:xfrm>
+                    <a:prstGeom prst="rect">
+                      <a:avLst/>
+                    </a:prstGeom>
+                  </pic:spPr>
+                </pic:pic>
+              </a:graphicData>
+            </a:graphic>
+          </wp:inline>
+        </w:drawing>
+      </w:r>
     </w:p>
     <w:sectPr>
-      <w:headerReference w:type="default" r:id="rId10"/>
+      <w:headerReference w:type="default" r:id="rId20"/>
       <w:pgSz w:w="12240" w:h="15840"/>
       <w:pgMar w:top="1417" w:right="1701" w:bottom="1417" w:left="1701" w:header="708" w:footer="708" w:gutter="0"/>
       <w:cols w:space="708"/>
@@ -2368,6 +5320,21 @@
     <w:uiPriority w:val="99"/>
     <w:rsid w:val="00936BE8"/>
   </w:style>
+  <w:style w:type="paragraph" w:customStyle="1" w:styleId="Default">
+    <w:name w:val="Default"/>
+    <w:rsid w:val="003F36E1"/>
+    <w:pPr>
+      <w:autoSpaceDE w:val="0"/>
+      <w:autoSpaceDN w:val="0"/>
+      <w:adjustRightInd w:val="0"/>
+      <w:spacing w:after="0" w:line="240" w:lineRule="auto"/>
+    </w:pPr>
+    <w:rPr>
+      <w:rFonts w:ascii="Arial" w:hAnsi="Arial" w:cs="Arial"/>
+      <w:color w:val="000000"/>
+      <w:kern w:val="0"/>
+    </w:rPr>
+  </w:style>
 </w:styles>
 </file>
 
